--- a/nodejs/interview Questions/Nodejs.docx
+++ b/nodejs/interview Questions/Nodejs.docx
@@ -1,12 +1,11 @@
 
 <file path=word/document.xml><?xml version="1.0" encoding="utf-8"?>
-<w:document xmlns:wpc="http://schemas.microsoft.com/office/word/2010/wordprocessingCanvas" xmlns:mc="http://schemas.openxmlformats.org/markup-compatibility/2006" xmlns:o="urn:schemas-microsoft-com:office:office" xmlns:r="http://schemas.openxmlformats.org/officeDocument/2006/relationships" xmlns:m="http://schemas.openxmlformats.org/officeDocument/2006/math" xmlns:v="urn:schemas-microsoft-com:vml" xmlns:wp14="http://schemas.microsoft.com/office/word/2010/wordprocessingDrawing" xmlns:wp="http://schemas.openxmlformats.org/drawingml/2006/wordprocessingDrawing" xmlns:w10="urn:schemas-microsoft-com:office:word" xmlns:w="http://schemas.openxmlformats.org/wordprocessingml/2006/main" xmlns:w14="http://schemas.microsoft.com/office/word/2010/wordml" xmlns:wpg="http://schemas.microsoft.com/office/word/2010/wordprocessingGroup" xmlns:wpi="http://schemas.microsoft.com/office/word/2010/wordprocessingInk" xmlns:wne="http://schemas.microsoft.com/office/word/2006/wordml" xmlns:wps="http://schemas.microsoft.com/office/word/2010/wordprocessingShape" mc:Ignorable="w14 wp14">
+<w:document xmlns:wpc="http://schemas.microsoft.com/office/word/2010/wordprocessingCanvas" xmlns:cx="http://schemas.microsoft.com/office/drawing/2014/chartex" xmlns:cx1="http://schemas.microsoft.com/office/drawing/2015/9/8/chartex" xmlns:cx2="http://schemas.microsoft.com/office/drawing/2015/10/21/chartex" xmlns:cx3="http://schemas.microsoft.com/office/drawing/2016/5/9/chartex" xmlns:cx4="http://schemas.microsoft.com/office/drawing/2016/5/10/chartex" xmlns:cx5="http://schemas.microsoft.com/office/drawing/2016/5/11/chartex" xmlns:cx6="http://schemas.microsoft.com/office/drawing/2016/5/12/chartex" xmlns:cx7="http://schemas.microsoft.com/office/drawing/2016/5/13/chartex" xmlns:cx8="http://schemas.microsoft.com/office/drawing/2016/5/14/chartex" xmlns:mc="http://schemas.openxmlformats.org/markup-compatibility/2006" xmlns:aink="http://schemas.microsoft.com/office/drawing/2016/ink" xmlns:am3d="http://schemas.microsoft.com/office/drawing/2017/model3d" xmlns:o="urn:schemas-microsoft-com:office:office" xmlns:oel="http://schemas.microsoft.com/office/2019/extlst" xmlns:r="http://schemas.openxmlformats.org/officeDocument/2006/relationships" xmlns:m="http://schemas.openxmlformats.org/officeDocument/2006/math" xmlns:v="urn:schemas-microsoft-com:vml" xmlns:wp14="http://schemas.microsoft.com/office/word/2010/wordprocessingDrawing" xmlns:wp="http://schemas.openxmlformats.org/drawingml/2006/wordprocessingDrawing" xmlns:w10="urn:schemas-microsoft-com:office:word" xmlns:w="http://schemas.openxmlformats.org/wordprocessingml/2006/main" xmlns:w14="http://schemas.microsoft.com/office/word/2010/wordml" xmlns:w15="http://schemas.microsoft.com/office/word/2012/wordml" xmlns:w16cex="http://schemas.microsoft.com/office/word/2018/wordml/cex" xmlns:w16cid="http://schemas.microsoft.com/office/word/2016/wordml/cid" xmlns:w16="http://schemas.microsoft.com/office/word/2018/wordml" xmlns:w16du="http://schemas.microsoft.com/office/word/2023/wordml/word16du" xmlns:w16sdtdh="http://schemas.microsoft.com/office/word/2020/wordml/sdtdatahash" xmlns:w16sdtfl="http://schemas.microsoft.com/office/word/2024/wordml/sdtformatlock" xmlns:w16se="http://schemas.microsoft.com/office/word/2015/wordml/symex" xmlns:wpg="http://schemas.microsoft.com/office/word/2010/wordprocessingGroup" xmlns:wpi="http://schemas.microsoft.com/office/word/2010/wordprocessingInk" xmlns:wne="http://schemas.microsoft.com/office/word/2006/wordml" xmlns:wps="http://schemas.microsoft.com/office/word/2010/wordprocessingShape" mc:Ignorable="w14 w15 w16se w16cid w16 w16cex w16sdtdh w16sdtfl w16du wp14">
   <w:body>
     <w:p>
       <w:pPr>
         <w:pStyle w:val="Heading2"/>
       </w:pPr>
-      <w:proofErr w:type="gramStart"/>
       <w:r>
         <w:rPr>
           <w:rFonts w:ascii="Cambria" w:hAnsi="Cambria" w:cs="Cambria"/>
@@ -22,25 +21,25 @@
           <w:b/>
           <w:bCs/>
         </w:rPr>
-        <w:t>1.</w:t>
-      </w:r>
-      <w:proofErr w:type="gramEnd"/>
+        <w:t xml:space="preserve">1. Node.js </w:t>
+      </w:r>
+      <w:proofErr w:type="spellStart"/>
       <w:r>
         <w:rPr>
           <w:rStyle w:val="Strong"/>
           <w:b/>
           <w:bCs/>
         </w:rPr>
-        <w:t xml:space="preserve"> </w:t>
-      </w:r>
-      <w:proofErr w:type="gramStart"/>
+        <w:t>kya</w:t>
+      </w:r>
+      <w:proofErr w:type="spellEnd"/>
       <w:r>
         <w:rPr>
           <w:rStyle w:val="Strong"/>
           <w:b/>
           <w:bCs/>
         </w:rPr>
-        <w:t xml:space="preserve">Node.js </w:t>
+        <w:t xml:space="preserve"> </w:t>
       </w:r>
       <w:proofErr w:type="spellStart"/>
       <w:r>
@@ -49,7 +48,7 @@
           <w:b/>
           <w:bCs/>
         </w:rPr>
-        <w:t>kya</w:t>
+        <w:t>hai</w:t>
       </w:r>
       <w:proofErr w:type="spellEnd"/>
       <w:r>
@@ -58,330 +57,259 @@
           <w:b/>
           <w:bCs/>
         </w:rPr>
-        <w:t xml:space="preserve"> </w:t>
-      </w:r>
-      <w:proofErr w:type="spellStart"/>
-      <w:r>
-        <w:rPr>
-          <w:rStyle w:val="Strong"/>
-          <w:b/>
-          <w:bCs/>
-        </w:rPr>
+        <w:t>?</w:t>
+      </w:r>
+    </w:p>
+    <w:p>
+      <w:pPr>
+        <w:pStyle w:val="Heading3"/>
+      </w:pPr>
+      <w:r>
+        <w:t>🔹 Simple Words Mein:</w:t>
+      </w:r>
+    </w:p>
+    <w:p>
+      <w:pPr>
+        <w:spacing w:before="100" w:beforeAutospacing="1" w:after="100" w:afterAutospacing="1"/>
+      </w:pPr>
+      <w:r>
+        <w:rPr>
+          <w:rStyle w:val="Strong"/>
+        </w:rPr>
+        <w:t>Node.js</w:t>
+      </w:r>
+      <w:r>
+        <w:t xml:space="preserve"> ek </w:t>
+      </w:r>
+      <w:r>
+        <w:rPr>
+          <w:rStyle w:val="Strong"/>
+        </w:rPr>
+        <w:t>JavaScript runtime environment</w:t>
+      </w:r>
+      <w:r>
+        <w:t xml:space="preserve"> </w:t>
+      </w:r>
+      <w:proofErr w:type="spellStart"/>
+      <w:r>
         <w:t>hai</w:t>
       </w:r>
       <w:proofErr w:type="spellEnd"/>
       <w:r>
-        <w:rPr>
-          <w:rStyle w:val="Strong"/>
-          <w:b/>
-          <w:bCs/>
-        </w:rPr>
-        <w:t>?</w:t>
-      </w:r>
-      <w:proofErr w:type="gramEnd"/>
+        <w:t xml:space="preserve"> — </w:t>
+      </w:r>
+      <w:proofErr w:type="spellStart"/>
+      <w:r>
+        <w:t>iska</w:t>
+      </w:r>
+      <w:proofErr w:type="spellEnd"/>
+      <w:r>
+        <w:t xml:space="preserve"> </w:t>
+      </w:r>
+      <w:proofErr w:type="spellStart"/>
+      <w:r>
+        <w:t>matlab</w:t>
+      </w:r>
+      <w:proofErr w:type="spellEnd"/>
+      <w:r>
+        <w:t xml:space="preserve"> </w:t>
+      </w:r>
+      <w:proofErr w:type="spellStart"/>
+      <w:r>
+        <w:t>hai</w:t>
+      </w:r>
+      <w:proofErr w:type="spellEnd"/>
+      <w:r>
+        <w:t xml:space="preserve"> ki ab </w:t>
+      </w:r>
+      <w:proofErr w:type="spellStart"/>
+      <w:r>
+        <w:t>aap</w:t>
+      </w:r>
+      <w:proofErr w:type="spellEnd"/>
+      <w:r>
+        <w:t xml:space="preserve"> </w:t>
+      </w:r>
+      <w:r>
+        <w:rPr>
+          <w:rStyle w:val="Strong"/>
+        </w:rPr>
+        <w:t xml:space="preserve">JavaScript </w:t>
+      </w:r>
+      <w:proofErr w:type="spellStart"/>
+      <w:r>
+        <w:rPr>
+          <w:rStyle w:val="Strong"/>
+        </w:rPr>
+        <w:t>sirf</w:t>
+      </w:r>
+      <w:proofErr w:type="spellEnd"/>
+      <w:r>
+        <w:rPr>
+          <w:rStyle w:val="Strong"/>
+        </w:rPr>
+        <w:t xml:space="preserve"> browser </w:t>
+      </w:r>
+      <w:proofErr w:type="spellStart"/>
+      <w:r>
+        <w:rPr>
+          <w:rStyle w:val="Strong"/>
+        </w:rPr>
+        <w:t>mein</w:t>
+      </w:r>
+      <w:proofErr w:type="spellEnd"/>
+      <w:r>
+        <w:rPr>
+          <w:rStyle w:val="Strong"/>
+        </w:rPr>
+        <w:t xml:space="preserve"> </w:t>
+      </w:r>
+      <w:proofErr w:type="spellStart"/>
+      <w:r>
+        <w:rPr>
+          <w:rStyle w:val="Strong"/>
+        </w:rPr>
+        <w:t>nahi</w:t>
+      </w:r>
+      <w:proofErr w:type="spellEnd"/>
+      <w:r>
+        <w:t xml:space="preserve">, </w:t>
+      </w:r>
+      <w:proofErr w:type="spellStart"/>
+      <w:r>
+        <w:t>balki</w:t>
+      </w:r>
+      <w:proofErr w:type="spellEnd"/>
+      <w:r>
+        <w:t xml:space="preserve"> </w:t>
+      </w:r>
+      <w:r>
+        <w:rPr>
+          <w:rStyle w:val="Strong"/>
+        </w:rPr>
+        <w:t>server</w:t>
+      </w:r>
+      <w:r>
+        <w:t xml:space="preserve"> par </w:t>
+      </w:r>
+      <w:proofErr w:type="spellStart"/>
+      <w:r>
+        <w:t>bhi</w:t>
+      </w:r>
+      <w:proofErr w:type="spellEnd"/>
+      <w:r>
+        <w:t xml:space="preserve"> </w:t>
+      </w:r>
+      <w:proofErr w:type="spellStart"/>
+      <w:r>
+        <w:t>chala</w:t>
+      </w:r>
+      <w:proofErr w:type="spellEnd"/>
+      <w:r>
+        <w:t xml:space="preserve"> </w:t>
+      </w:r>
+      <w:proofErr w:type="spellStart"/>
+      <w:r>
+        <w:t>sakte</w:t>
+      </w:r>
+      <w:proofErr w:type="spellEnd"/>
+      <w:r>
+        <w:t xml:space="preserve"> ho.</w:t>
+      </w:r>
     </w:p>
     <w:p>
       <w:pPr>
         <w:pStyle w:val="Heading3"/>
       </w:pPr>
       <w:r>
-        <w:t>🔹 Simple Words Mein:</w:t>
+        <w:t>📍 Pehle:</w:t>
       </w:r>
     </w:p>
     <w:p>
       <w:pPr>
         <w:spacing w:before="100" w:beforeAutospacing="1" w:after="100" w:afterAutospacing="1"/>
       </w:pPr>
-      <w:proofErr w:type="gramStart"/>
-      <w:r>
-        <w:rPr>
-          <w:rStyle w:val="Strong"/>
-        </w:rPr>
-        <w:t>Node.js</w:t>
-      </w:r>
-      <w:r>
-        <w:t xml:space="preserve"> </w:t>
-      </w:r>
-      <w:proofErr w:type="spellStart"/>
-      <w:r>
-        <w:t>ek</w:t>
-      </w:r>
-      <w:proofErr w:type="spellEnd"/>
-      <w:r>
-        <w:t xml:space="preserve"> </w:t>
-      </w:r>
-      <w:r>
-        <w:rPr>
-          <w:rStyle w:val="Strong"/>
-        </w:rPr>
-        <w:t>JavaScript runtime environment</w:t>
-      </w:r>
-      <w:r>
-        <w:t xml:space="preserve"> </w:t>
-      </w:r>
-      <w:proofErr w:type="spellStart"/>
-      <w:r>
-        <w:t>hai</w:t>
-      </w:r>
-      <w:proofErr w:type="spellEnd"/>
-      <w:r>
-        <w:t xml:space="preserve"> — </w:t>
-      </w:r>
-      <w:proofErr w:type="spellStart"/>
-      <w:r>
-        <w:t>iska</w:t>
-      </w:r>
-      <w:proofErr w:type="spellEnd"/>
-      <w:r>
-        <w:t xml:space="preserve"> </w:t>
-      </w:r>
-      <w:proofErr w:type="spellStart"/>
-      <w:r>
-        <w:t>matlab</w:t>
-      </w:r>
-      <w:proofErr w:type="spellEnd"/>
-      <w:r>
-        <w:t xml:space="preserve"> </w:t>
-      </w:r>
-      <w:proofErr w:type="spellStart"/>
-      <w:r>
-        <w:t>hai</w:t>
-      </w:r>
-      <w:proofErr w:type="spellEnd"/>
-      <w:r>
-        <w:t xml:space="preserve"> </w:t>
-      </w:r>
-      <w:proofErr w:type="spellStart"/>
-      <w:r>
-        <w:t>ki</w:t>
-      </w:r>
-      <w:proofErr w:type="spellEnd"/>
-      <w:r>
-        <w:t xml:space="preserve"> </w:t>
-      </w:r>
-      <w:proofErr w:type="spellStart"/>
-      <w:r>
-        <w:t>ab</w:t>
-      </w:r>
-      <w:proofErr w:type="spellEnd"/>
-      <w:r>
-        <w:t xml:space="preserve"> </w:t>
-      </w:r>
-      <w:proofErr w:type="spellStart"/>
-      <w:r>
-        <w:t>aap</w:t>
-      </w:r>
-      <w:proofErr w:type="spellEnd"/>
-      <w:r>
-        <w:t xml:space="preserve"> </w:t>
-      </w:r>
-      <w:r>
-        <w:rPr>
-          <w:rStyle w:val="Strong"/>
-        </w:rPr>
+      <w:r>
         <w:t xml:space="preserve">JavaScript </w:t>
       </w:r>
       <w:proofErr w:type="spellStart"/>
       <w:r>
-        <w:rPr>
-          <w:rStyle w:val="Strong"/>
-        </w:rPr>
         <w:t>sirf</w:t>
       </w:r>
       <w:proofErr w:type="spellEnd"/>
       <w:r>
-        <w:rPr>
-          <w:rStyle w:val="Strong"/>
-        </w:rPr>
-        <w:t xml:space="preserve"> browser </w:t>
-      </w:r>
-      <w:proofErr w:type="spellStart"/>
-      <w:r>
-        <w:rPr>
-          <w:rStyle w:val="Strong"/>
-        </w:rPr>
-        <w:t>mein</w:t>
-      </w:r>
-      <w:proofErr w:type="spellEnd"/>
-      <w:r>
-        <w:rPr>
-          <w:rStyle w:val="Strong"/>
-        </w:rPr>
-        <w:t xml:space="preserve"> </w:t>
-      </w:r>
-      <w:proofErr w:type="spellStart"/>
-      <w:r>
-        <w:rPr>
-          <w:rStyle w:val="Strong"/>
-        </w:rPr>
-        <w:t>nahi</w:t>
-      </w:r>
-      <w:proofErr w:type="spellEnd"/>
-      <w:r>
-        <w:t xml:space="preserve">, </w:t>
-      </w:r>
-      <w:proofErr w:type="spellStart"/>
-      <w:r>
-        <w:t>balki</w:t>
-      </w:r>
-      <w:proofErr w:type="spellEnd"/>
-      <w:r>
-        <w:t xml:space="preserve"> </w:t>
-      </w:r>
-      <w:r>
-        <w:rPr>
-          <w:rStyle w:val="Strong"/>
-        </w:rPr>
-        <w:t>server</w:t>
-      </w:r>
-      <w:r>
-        <w:t xml:space="preserve"> par </w:t>
-      </w:r>
-      <w:proofErr w:type="spellStart"/>
-      <w:r>
-        <w:t>bhi</w:t>
-      </w:r>
-      <w:proofErr w:type="spellEnd"/>
-      <w:r>
-        <w:t xml:space="preserve"> </w:t>
-      </w:r>
-      <w:proofErr w:type="spellStart"/>
-      <w:r>
-        <w:t>chala</w:t>
-      </w:r>
-      <w:proofErr w:type="spellEnd"/>
-      <w:r>
-        <w:t xml:space="preserve"> </w:t>
-      </w:r>
-      <w:proofErr w:type="spellStart"/>
-      <w:r>
-        <w:t>sakte</w:t>
-      </w:r>
-      <w:proofErr w:type="spellEnd"/>
-      <w:r>
-        <w:t xml:space="preserve"> ho.</w:t>
-      </w:r>
-      <w:proofErr w:type="gramEnd"/>
+        <w:t xml:space="preserve"> </w:t>
+      </w:r>
+      <w:r>
+        <w:rPr>
+          <w:rStyle w:val="Strong"/>
+        </w:rPr>
+        <w:t xml:space="preserve">browser </w:t>
+      </w:r>
+      <w:proofErr w:type="spellStart"/>
+      <w:r>
+        <w:rPr>
+          <w:rStyle w:val="Strong"/>
+        </w:rPr>
+        <w:t>ke</w:t>
+      </w:r>
+      <w:proofErr w:type="spellEnd"/>
+      <w:r>
+        <w:rPr>
+          <w:rStyle w:val="Strong"/>
+        </w:rPr>
+        <w:t xml:space="preserve"> </w:t>
+      </w:r>
+      <w:proofErr w:type="spellStart"/>
+      <w:r>
+        <w:rPr>
+          <w:rStyle w:val="Strong"/>
+        </w:rPr>
+        <w:t>andar</w:t>
+      </w:r>
+      <w:proofErr w:type="spellEnd"/>
+      <w:r>
+        <w:t xml:space="preserve"> </w:t>
+      </w:r>
+      <w:proofErr w:type="spellStart"/>
+      <w:r>
+        <w:t>chalta</w:t>
+      </w:r>
+      <w:proofErr w:type="spellEnd"/>
+      <w:r>
+        <w:t xml:space="preserve"> </w:t>
+      </w:r>
+      <w:proofErr w:type="spellStart"/>
+      <w:r>
+        <w:t>tha</w:t>
+      </w:r>
+      <w:proofErr w:type="spellEnd"/>
+      <w:r>
+        <w:t xml:space="preserve"> (</w:t>
+      </w:r>
+      <w:proofErr w:type="spellStart"/>
+      <w:r>
+        <w:t>jaise</w:t>
+      </w:r>
+      <w:proofErr w:type="spellEnd"/>
+      <w:r>
+        <w:t xml:space="preserve"> Chrome, Firefox).</w:t>
+      </w:r>
     </w:p>
     <w:p>
       <w:pPr>
         <w:pStyle w:val="Heading3"/>
       </w:pPr>
       <w:r>
-        <w:t xml:space="preserve">📍 </w:t>
-      </w:r>
-      <w:proofErr w:type="spellStart"/>
-      <w:r>
-        <w:t>Pehle</w:t>
-      </w:r>
-      <w:proofErr w:type="spellEnd"/>
-      <w:r>
-        <w:t>:</w:t>
+        <w:t>📍 Ab:</w:t>
       </w:r>
     </w:p>
     <w:p>
       <w:pPr>
         <w:spacing w:before="100" w:beforeAutospacing="1" w:after="100" w:afterAutospacing="1"/>
       </w:pPr>
-      <w:proofErr w:type="gramStart"/>
-      <w:r>
-        <w:t xml:space="preserve">JavaScript </w:t>
-      </w:r>
-      <w:proofErr w:type="spellStart"/>
-      <w:r>
-        <w:t>sirf</w:t>
-      </w:r>
-      <w:proofErr w:type="spellEnd"/>
-      <w:r>
-        <w:t xml:space="preserve"> </w:t>
-      </w:r>
-      <w:r>
-        <w:rPr>
-          <w:rStyle w:val="Strong"/>
-        </w:rPr>
-        <w:t xml:space="preserve">browser </w:t>
-      </w:r>
-      <w:proofErr w:type="spellStart"/>
-      <w:r>
-        <w:rPr>
-          <w:rStyle w:val="Strong"/>
-        </w:rPr>
-        <w:t>ke</w:t>
-      </w:r>
-      <w:proofErr w:type="spellEnd"/>
-      <w:r>
-        <w:rPr>
-          <w:rStyle w:val="Strong"/>
-        </w:rPr>
-        <w:t xml:space="preserve"> </w:t>
-      </w:r>
-      <w:proofErr w:type="spellStart"/>
-      <w:r>
-        <w:rPr>
-          <w:rStyle w:val="Strong"/>
-        </w:rPr>
-        <w:t>andar</w:t>
-      </w:r>
-      <w:proofErr w:type="spellEnd"/>
-      <w:r>
-        <w:t xml:space="preserve"> </w:t>
-      </w:r>
-      <w:proofErr w:type="spellStart"/>
-      <w:r>
-        <w:t>chalta</w:t>
-      </w:r>
-      <w:proofErr w:type="spellEnd"/>
-      <w:r>
-        <w:t xml:space="preserve"> </w:t>
-      </w:r>
-      <w:proofErr w:type="spellStart"/>
-      <w:r>
-        <w:t>tha</w:t>
-      </w:r>
-      <w:proofErr w:type="spellEnd"/>
-      <w:r>
-        <w:t xml:space="preserve"> (</w:t>
-      </w:r>
-      <w:proofErr w:type="spellStart"/>
-      <w:r>
-        <w:t>jaise</w:t>
-      </w:r>
-      <w:proofErr w:type="spellEnd"/>
-      <w:r>
-        <w:t xml:space="preserve"> Chrome, Firefox).</w:t>
-      </w:r>
-      <w:proofErr w:type="gramEnd"/>
-    </w:p>
-    <w:p>
-      <w:pPr>
-        <w:pStyle w:val="Heading3"/>
-      </w:pPr>
-      <w:r>
-        <w:t xml:space="preserve">📍 </w:t>
-      </w:r>
-      <w:proofErr w:type="spellStart"/>
-      <w:r>
-        <w:t>Ab</w:t>
-      </w:r>
-      <w:proofErr w:type="spellEnd"/>
-      <w:r>
-        <w:t>:</w:t>
-      </w:r>
-    </w:p>
-    <w:p>
-      <w:pPr>
-        <w:spacing w:before="100" w:beforeAutospacing="1" w:after="100" w:afterAutospacing="1"/>
-      </w:pPr>
-      <w:r>
-        <w:t xml:space="preserve">Node.js </w:t>
-      </w:r>
-      <w:proofErr w:type="spellStart"/>
-      <w:r>
-        <w:t>ki</w:t>
-      </w:r>
-      <w:proofErr w:type="spellEnd"/>
-      <w:r>
-        <w:t xml:space="preserve"> </w:t>
+      <w:r>
+        <w:t xml:space="preserve">Node.js ki </w:t>
       </w:r>
       <w:proofErr w:type="spellStart"/>
       <w:r>
@@ -512,7 +440,7 @@
         <w:spacing w:after="0"/>
       </w:pPr>
       <w:r>
-        <w:pict>
+        <w:pict w14:anchorId="3B09D2A9">
           <v:rect id="_x0000_i1025" style="width:0;height:1.5pt" o:hralign="center" o:hrstd="t" o:hr="t" fillcolor="#a0a0a0" stroked="f"/>
         </w:pict>
       </w:r>
@@ -644,15 +572,7 @@
               </w:rPr>
             </w:pPr>
             <w:r>
-              <w:t xml:space="preserve">Google Chrome </w:t>
-            </w:r>
-            <w:proofErr w:type="spellStart"/>
-            <w:r>
-              <w:t>ka</w:t>
-            </w:r>
-            <w:proofErr w:type="spellEnd"/>
-            <w:r>
-              <w:t xml:space="preserve"> JavaScript engine — super fast</w:t>
+              <w:t>Google Chrome ka JavaScript engine — super fast</w:t>
             </w:r>
           </w:p>
         </w:tc>
@@ -695,29 +615,16 @@
                 <w:szCs w:val="24"/>
               </w:rPr>
             </w:pPr>
+            <w:r>
+              <w:t xml:space="preserve">Ek request </w:t>
+            </w:r>
             <w:proofErr w:type="spellStart"/>
             <w:r>
-              <w:t>Ek</w:t>
+              <w:t>ke</w:t>
             </w:r>
             <w:proofErr w:type="spellEnd"/>
             <w:r>
-              <w:t xml:space="preserve"> request </w:t>
-            </w:r>
-            <w:proofErr w:type="spellStart"/>
-            <w:r>
-              <w:t>ke</w:t>
-            </w:r>
-            <w:proofErr w:type="spellEnd"/>
-            <w:r>
-              <w:t xml:space="preserve"> complete hone </w:t>
-            </w:r>
-            <w:proofErr w:type="spellStart"/>
-            <w:r>
-              <w:t>ka</w:t>
-            </w:r>
-            <w:proofErr w:type="spellEnd"/>
-            <w:r>
-              <w:t xml:space="preserve"> wait </w:t>
+              <w:t xml:space="preserve"> complete hone ka wait </w:t>
             </w:r>
             <w:proofErr w:type="spellStart"/>
             <w:r>
@@ -789,37 +696,24 @@
                 <w:szCs w:val="24"/>
               </w:rPr>
             </w:pPr>
+            <w:r>
+              <w:t xml:space="preserve">Ek hi thread se multiple </w:t>
+            </w:r>
             <w:proofErr w:type="spellStart"/>
             <w:r>
-              <w:t>Ek</w:t>
+              <w:t>kaam</w:t>
             </w:r>
             <w:proofErr w:type="spellEnd"/>
             <w:r>
-              <w:t xml:space="preserve"> hi thread se multiple </w:t>
+              <w:t xml:space="preserve"> (</w:t>
             </w:r>
             <w:proofErr w:type="spellStart"/>
             <w:r>
-              <w:t>kaam</w:t>
+              <w:t>jaise</w:t>
             </w:r>
             <w:proofErr w:type="spellEnd"/>
             <w:r>
-              <w:t xml:space="preserve"> (</w:t>
-            </w:r>
-            <w:proofErr w:type="spellStart"/>
-            <w:r>
-              <w:t>jaise</w:t>
-            </w:r>
-            <w:proofErr w:type="spellEnd"/>
-            <w:r>
-              <w:t xml:space="preserve"> file read, database fetch) </w:t>
-            </w:r>
-            <w:proofErr w:type="spellStart"/>
-            <w:r>
-              <w:t>async</w:t>
-            </w:r>
-            <w:proofErr w:type="spellEnd"/>
-            <w:r>
-              <w:t xml:space="preserve"> </w:t>
+              <w:t xml:space="preserve"> file read, database fetch) async </w:t>
             </w:r>
             <w:proofErr w:type="spellStart"/>
             <w:r>
@@ -848,7 +742,7 @@
     </w:tbl>
     <w:p>
       <w:r>
-        <w:pict>
+        <w:pict w14:anchorId="02E370A5">
           <v:rect id="_x0000_i1026" style="width:0;height:1.5pt" o:hralign="center" o:hrstd="t" o:hr="t" fillcolor="#a0a0a0" stroked="f"/>
         </w:pict>
       </w:r>
@@ -1013,15 +907,7 @@
       </w:r>
       <w:proofErr w:type="spellEnd"/>
       <w:r>
-        <w:t xml:space="preserve"> console </w:t>
-      </w:r>
-      <w:proofErr w:type="spellStart"/>
-      <w:r>
-        <w:t>pe</w:t>
-      </w:r>
-      <w:proofErr w:type="spellEnd"/>
-      <w:r>
-        <w:t xml:space="preserve"> output </w:t>
+        <w:t xml:space="preserve"> console pe output </w:t>
       </w:r>
       <w:proofErr w:type="spellStart"/>
       <w:r>
@@ -1044,13 +930,10 @@
       <w:pPr>
         <w:pStyle w:val="Heading3"/>
       </w:pPr>
-      <w:bookmarkStart w:id="0" w:name="_GoBack"/>
-      <w:bookmarkEnd w:id="0"/>
       <w:r>
         <w:rPr>
           <w:rFonts w:ascii="Cambria" w:hAnsi="Cambria" w:cs="Cambria"/>
         </w:rPr>
-        <w:lastRenderedPageBreak/>
         <w:t>💡</w:t>
       </w:r>
       <w:r>
@@ -1130,15 +1013,7 @@
         <w:t>V8</w:t>
       </w:r>
       <w:r>
-        <w:t xml:space="preserve"> </w:t>
-      </w:r>
-      <w:proofErr w:type="spellStart"/>
-      <w:r>
-        <w:t>ek</w:t>
-      </w:r>
-      <w:proofErr w:type="spellEnd"/>
-      <w:r>
-        <w:t xml:space="preserve"> </w:t>
+        <w:t xml:space="preserve"> ek </w:t>
       </w:r>
       <w:r>
         <w:rPr>
@@ -1155,17 +1030,7 @@
       </w:r>
       <w:proofErr w:type="spellEnd"/>
       <w:r>
-        <w:t xml:space="preserve"> </w:t>
-      </w:r>
-      <w:proofErr w:type="spellStart"/>
-      <w:proofErr w:type="gramStart"/>
-      <w:r>
-        <w:t>jo</w:t>
-      </w:r>
-      <w:proofErr w:type="spellEnd"/>
-      <w:proofErr w:type="gramEnd"/>
-      <w:r>
-        <w:t xml:space="preserve"> Google ne </w:t>
+        <w:t xml:space="preserve"> jo Google ne </w:t>
       </w:r>
       <w:proofErr w:type="spellStart"/>
       <w:r>
@@ -1197,17 +1062,7 @@
       </w:r>
       <w:proofErr w:type="spellEnd"/>
       <w:r>
-        <w:t xml:space="preserve"> </w:t>
-      </w:r>
-      <w:proofErr w:type="spellStart"/>
-      <w:proofErr w:type="gramStart"/>
-      <w:r>
-        <w:t>jo</w:t>
-      </w:r>
-      <w:proofErr w:type="spellEnd"/>
-      <w:proofErr w:type="gramEnd"/>
-      <w:r>
-        <w:t xml:space="preserve"> </w:t>
+        <w:t xml:space="preserve"> jo </w:t>
       </w:r>
       <w:r>
         <w:rPr>
@@ -1276,14 +1131,7 @@
       </w:r>
       <w:r>
         <w:br/>
-      </w:r>
-      <w:proofErr w:type="spellStart"/>
-      <w:r>
-        <w:t>Lekin</w:t>
-      </w:r>
-      <w:proofErr w:type="spellEnd"/>
-      <w:r>
-        <w:t xml:space="preserve"> ye </w:t>
+        <w:t xml:space="preserve">Lekin ye </w:t>
       </w:r>
       <w:r>
         <w:rPr>
@@ -1336,17 +1184,7 @@
       </w:r>
       <w:proofErr w:type="spellEnd"/>
       <w:r>
-        <w:t xml:space="preserve"> V8 engine </w:t>
-      </w:r>
-      <w:proofErr w:type="spellStart"/>
-      <w:proofErr w:type="gramStart"/>
-      <w:r>
-        <w:t>ko</w:t>
-      </w:r>
-      <w:proofErr w:type="spellEnd"/>
-      <w:proofErr w:type="gramEnd"/>
-      <w:r>
-        <w:t xml:space="preserve"> </w:t>
+        <w:t xml:space="preserve"> V8 engine ko </w:t>
       </w:r>
       <w:r>
         <w:rPr>
@@ -1387,15 +1225,7 @@
       </w:r>
       <w:proofErr w:type="spellEnd"/>
       <w:r>
-        <w:t xml:space="preserve"> JavaScript </w:t>
-      </w:r>
-      <w:proofErr w:type="spellStart"/>
-      <w:r>
-        <w:t>ko</w:t>
-      </w:r>
-      <w:proofErr w:type="spellEnd"/>
-      <w:r>
-        <w:t xml:space="preserve"> </w:t>
+        <w:t xml:space="preserve"> JavaScript ko </w:t>
       </w:r>
       <w:r>
         <w:rPr>
@@ -1415,16 +1245,8 @@
         <w:rPr>
           <w:rStyle w:val="Strong"/>
         </w:rPr>
-        <w:t xml:space="preserve"> </w:t>
-      </w:r>
-      <w:proofErr w:type="spellStart"/>
-      <w:r>
-        <w:rPr>
-          <w:rStyle w:val="Strong"/>
-        </w:rPr>
-        <w:t>bahar</w:t>
-      </w:r>
-      <w:proofErr w:type="spellEnd"/>
+        <w:t xml:space="preserve"> bahar</w:t>
+      </w:r>
       <w:r>
         <w:t xml:space="preserve">, </w:t>
       </w:r>
@@ -1440,16 +1262,8 @@
         <w:rPr>
           <w:rStyle w:val="Strong"/>
         </w:rPr>
-        <w:t xml:space="preserve">server </w:t>
-      </w:r>
-      <w:proofErr w:type="spellStart"/>
-      <w:r>
-        <w:rPr>
-          <w:rStyle w:val="Strong"/>
-        </w:rPr>
-        <w:t>pe</w:t>
-      </w:r>
-      <w:proofErr w:type="spellEnd"/>
+        <w:t>server pe</w:t>
+      </w:r>
       <w:r>
         <w:t xml:space="preserve"> run </w:t>
       </w:r>
@@ -1472,7 +1286,7 @@
         <w:spacing w:after="0"/>
       </w:pPr>
       <w:r>
-        <w:pict>
+        <w:pict w14:anchorId="6A6515D9">
           <v:rect id="_x0000_i1027" style="width:0;height:1.5pt" o:hralign="center" o:hrstd="t" o:hr="t" fillcolor="#a0a0a0" stroked="f"/>
         </w:pict>
       </w:r>
@@ -1481,7 +1295,6 @@
       <w:pPr>
         <w:pStyle w:val="Heading2"/>
       </w:pPr>
-      <w:proofErr w:type="gramStart"/>
       <w:r>
         <w:rPr>
           <w:rFonts w:ascii="Cambria" w:hAnsi="Cambria" w:cs="Cambria"/>
@@ -1497,25 +1310,25 @@
           <w:b/>
           <w:bCs/>
         </w:rPr>
-        <w:t>2.</w:t>
-      </w:r>
-      <w:proofErr w:type="gramEnd"/>
+        <w:t xml:space="preserve">2. Express.js </w:t>
+      </w:r>
+      <w:proofErr w:type="spellStart"/>
       <w:r>
         <w:rPr>
           <w:rStyle w:val="Strong"/>
           <w:b/>
           <w:bCs/>
         </w:rPr>
-        <w:t xml:space="preserve"> </w:t>
-      </w:r>
-      <w:proofErr w:type="gramStart"/>
+        <w:t>kya</w:t>
+      </w:r>
+      <w:proofErr w:type="spellEnd"/>
       <w:r>
         <w:rPr>
           <w:rStyle w:val="Strong"/>
           <w:b/>
           <w:bCs/>
         </w:rPr>
-        <w:t xml:space="preserve">Express.js </w:t>
+        <w:t xml:space="preserve"> </w:t>
       </w:r>
       <w:proofErr w:type="spellStart"/>
       <w:r>
@@ -1524,7 +1337,7 @@
           <w:b/>
           <w:bCs/>
         </w:rPr>
-        <w:t>kya</w:t>
+        <w:t>hai</w:t>
       </w:r>
       <w:proofErr w:type="spellEnd"/>
       <w:r>
@@ -1533,83 +1346,110 @@
           <w:b/>
           <w:bCs/>
         </w:rPr>
-        <w:t xml:space="preserve"> </w:t>
-      </w:r>
-      <w:proofErr w:type="spellStart"/>
-      <w:r>
-        <w:rPr>
-          <w:rStyle w:val="Strong"/>
-          <w:b/>
-          <w:bCs/>
-        </w:rPr>
+        <w:t>?</w:t>
+      </w:r>
+    </w:p>
+    <w:p>
+      <w:pPr>
+        <w:pStyle w:val="Heading3"/>
+      </w:pPr>
+      <w:r>
+        <w:t>🔹 Simple Words Mein:</w:t>
+      </w:r>
+    </w:p>
+    <w:p>
+      <w:pPr>
+        <w:spacing w:before="100" w:beforeAutospacing="1" w:after="100" w:afterAutospacing="1"/>
+      </w:pPr>
+      <w:r>
+        <w:rPr>
+          <w:rStyle w:val="Strong"/>
+        </w:rPr>
+        <w:t>Express.js</w:t>
+      </w:r>
+      <w:r>
+        <w:t xml:space="preserve"> ek </w:t>
+      </w:r>
+      <w:r>
+        <w:rPr>
+          <w:rStyle w:val="Strong"/>
+        </w:rPr>
+        <w:t>web framework</w:t>
+      </w:r>
+      <w:r>
+        <w:t xml:space="preserve"> </w:t>
+      </w:r>
+      <w:proofErr w:type="spellStart"/>
+      <w:r>
         <w:t>hai</w:t>
       </w:r>
       <w:proofErr w:type="spellEnd"/>
       <w:r>
-        <w:rPr>
-          <w:rStyle w:val="Strong"/>
-          <w:b/>
-          <w:bCs/>
-        </w:rPr>
-        <w:t>?</w:t>
+        <w:t xml:space="preserve"> jo Node.js </w:t>
+      </w:r>
+      <w:proofErr w:type="spellStart"/>
+      <w:r>
+        <w:t>ke</w:t>
+      </w:r>
+      <w:proofErr w:type="spellEnd"/>
+      <w:r>
+        <w:t xml:space="preserve"> </w:t>
+      </w:r>
+      <w:proofErr w:type="spellStart"/>
+      <w:r>
+        <w:t>upar</w:t>
+      </w:r>
+      <w:proofErr w:type="spellEnd"/>
+      <w:r>
+        <w:t xml:space="preserve"> </w:t>
+      </w:r>
+      <w:proofErr w:type="spellStart"/>
+      <w:r>
+        <w:t>bana</w:t>
+      </w:r>
+      <w:proofErr w:type="spellEnd"/>
+      <w:r>
+        <w:t xml:space="preserve"> </w:t>
+      </w:r>
+      <w:proofErr w:type="spellStart"/>
+      <w:r>
+        <w:t>hai</w:t>
+      </w:r>
+      <w:proofErr w:type="spellEnd"/>
+      <w:r>
+        <w:t xml:space="preserve"> — </w:t>
+      </w:r>
+      <w:proofErr w:type="spellStart"/>
+      <w:r>
+        <w:t>iska</w:t>
+      </w:r>
+      <w:proofErr w:type="spellEnd"/>
+      <w:r>
+        <w:t xml:space="preserve"> </w:t>
+      </w:r>
+      <w:proofErr w:type="spellStart"/>
+      <w:r>
+        <w:t>kaam</w:t>
+      </w:r>
+      <w:proofErr w:type="spellEnd"/>
+      <w:r>
+        <w:t xml:space="preserve"> Node.js ka </w:t>
+      </w:r>
+      <w:proofErr w:type="gramStart"/>
+      <w:r>
+        <w:t>use</w:t>
       </w:r>
       <w:proofErr w:type="gramEnd"/>
-    </w:p>
-    <w:p>
-      <w:pPr>
-        <w:pStyle w:val="Heading3"/>
-      </w:pPr>
-      <w:r>
-        <w:t>🔹 Simple Words Mein:</w:t>
-      </w:r>
-    </w:p>
-    <w:p>
-      <w:pPr>
-        <w:spacing w:before="100" w:beforeAutospacing="1" w:after="100" w:afterAutospacing="1"/>
-      </w:pPr>
-      <w:r>
-        <w:rPr>
-          <w:rStyle w:val="Strong"/>
-        </w:rPr>
-        <w:t>Express.js</w:t>
-      </w:r>
-      <w:r>
-        <w:t xml:space="preserve"> </w:t>
-      </w:r>
-      <w:proofErr w:type="spellStart"/>
-      <w:r>
-        <w:t>ek</w:t>
-      </w:r>
-      <w:proofErr w:type="spellEnd"/>
-      <w:r>
-        <w:t xml:space="preserve"> </w:t>
-      </w:r>
-      <w:r>
-        <w:rPr>
-          <w:rStyle w:val="Strong"/>
-        </w:rPr>
-        <w:t>web framework</w:t>
-      </w:r>
-      <w:r>
-        <w:t xml:space="preserve"> </w:t>
-      </w:r>
-      <w:proofErr w:type="spellStart"/>
-      <w:r>
-        <w:t>hai</w:t>
-      </w:r>
-      <w:proofErr w:type="spellEnd"/>
-      <w:r>
-        <w:t xml:space="preserve"> </w:t>
-      </w:r>
-      <w:proofErr w:type="spellStart"/>
-      <w:proofErr w:type="gramStart"/>
-      <w:r>
-        <w:t>jo</w:t>
-      </w:r>
-      <w:proofErr w:type="spellEnd"/>
-      <w:proofErr w:type="gramEnd"/>
-      <w:r>
-        <w:t xml:space="preserve"> Node.js </w:t>
+      <w:r>
+        <w:t xml:space="preserve"> </w:t>
+      </w:r>
+      <w:proofErr w:type="spellStart"/>
+      <w:r>
+        <w:t>kar</w:t>
+      </w:r>
+      <w:proofErr w:type="spellEnd"/>
+      <w:r>
+        <w:t xml:space="preserve"> </w:t>
       </w:r>
       <w:proofErr w:type="spellStart"/>
       <w:r>
@@ -1619,89 +1459,11 @@
       <w:r>
         <w:t xml:space="preserve"> </w:t>
       </w:r>
-      <w:proofErr w:type="spellStart"/>
-      <w:r>
-        <w:t>upar</w:t>
-      </w:r>
-      <w:proofErr w:type="spellEnd"/>
-      <w:r>
-        <w:t xml:space="preserve"> </w:t>
-      </w:r>
-      <w:proofErr w:type="spellStart"/>
-      <w:r>
-        <w:t>bana</w:t>
-      </w:r>
-      <w:proofErr w:type="spellEnd"/>
-      <w:r>
-        <w:t xml:space="preserve"> </w:t>
-      </w:r>
-      <w:proofErr w:type="spellStart"/>
-      <w:r>
-        <w:t>hai</w:t>
-      </w:r>
-      <w:proofErr w:type="spellEnd"/>
-      <w:r>
-        <w:t xml:space="preserve"> — </w:t>
-      </w:r>
-      <w:proofErr w:type="spellStart"/>
-      <w:r>
-        <w:t>iska</w:t>
-      </w:r>
-      <w:proofErr w:type="spellEnd"/>
-      <w:r>
-        <w:t xml:space="preserve"> </w:t>
-      </w:r>
-      <w:proofErr w:type="spellStart"/>
-      <w:r>
-        <w:t>kaam</w:t>
-      </w:r>
-      <w:proofErr w:type="spellEnd"/>
-      <w:r>
-        <w:t xml:space="preserve"> Node.js </w:t>
-      </w:r>
-      <w:proofErr w:type="spellStart"/>
-      <w:r>
-        <w:t>ka</w:t>
-      </w:r>
-      <w:proofErr w:type="spellEnd"/>
-      <w:r>
-        <w:t xml:space="preserve"> use </w:t>
-      </w:r>
-      <w:proofErr w:type="spellStart"/>
-      <w:r>
-        <w:t>kar</w:t>
-      </w:r>
-      <w:proofErr w:type="spellEnd"/>
-      <w:r>
-        <w:t xml:space="preserve"> </w:t>
-      </w:r>
-      <w:proofErr w:type="spellStart"/>
-      <w:r>
-        <w:t>ke</w:t>
-      </w:r>
-      <w:proofErr w:type="spellEnd"/>
-      <w:r>
-        <w:t xml:space="preserve"> </w:t>
-      </w:r>
-      <w:r>
-        <w:rPr>
-          <w:rStyle w:val="Strong"/>
-        </w:rPr>
-        <w:t xml:space="preserve">web apps </w:t>
-      </w:r>
-      <w:proofErr w:type="spellStart"/>
-      <w:r>
-        <w:rPr>
-          <w:rStyle w:val="Strong"/>
-        </w:rPr>
-        <w:t>aur</w:t>
-      </w:r>
-      <w:proofErr w:type="spellEnd"/>
-      <w:r>
-        <w:rPr>
-          <w:rStyle w:val="Strong"/>
-        </w:rPr>
-        <w:t xml:space="preserve"> APIs banana easy</w:t>
+      <w:r>
+        <w:rPr>
+          <w:rStyle w:val="Strong"/>
+        </w:rPr>
+        <w:t>web apps aur APIs banana easy</w:t>
       </w:r>
       <w:r>
         <w:t xml:space="preserve"> banana.</w:t>
@@ -1769,7 +1531,7 @@
         <w:spacing w:after="0"/>
       </w:pPr>
       <w:r>
-        <w:pict>
+        <w:pict w14:anchorId="4304109B">
           <v:rect id="_x0000_i1028" style="width:0;height:1.5pt" o:hralign="center" o:hrstd="t" o:hr="t" fillcolor="#a0a0a0" stroked="f"/>
         </w:pict>
       </w:r>
@@ -1792,7 +1554,7 @@
     </w:p>
     <w:tbl>
       <w:tblPr>
-        <w:tblW w:w="0" w:type="auto"/>
+        <w:tblW w:w="8470" w:type="dxa"/>
         <w:tblCellSpacing w:w="15" w:type="dxa"/>
         <w:tblCellMar>
           <w:top w:w="15" w:type="dxa"/>
@@ -1803,11 +1565,12 @@
         <w:tblLook w:val="04A0" w:firstRow="1" w:lastRow="0" w:firstColumn="1" w:lastColumn="0" w:noHBand="0" w:noVBand="1"/>
       </w:tblPr>
       <w:tblGrid>
-        <w:gridCol w:w="1965"/>
-        <w:gridCol w:w="6156"/>
+        <w:gridCol w:w="2048"/>
+        <w:gridCol w:w="6422"/>
       </w:tblGrid>
       <w:tr>
         <w:trPr>
+          <w:trHeight w:val="544"/>
           <w:tblHeader/>
           <w:tblCellSpacing w:w="15" w:type="dxa"/>
         </w:trPr>
@@ -1864,6 +1627,7 @@
       </w:tr>
       <w:tr>
         <w:trPr>
+          <w:trHeight w:val="532"/>
           <w:tblCellSpacing w:w="15" w:type="dxa"/>
         </w:trPr>
         <w:tc>
@@ -1945,6 +1709,7 @@
       </w:tr>
       <w:tr>
         <w:trPr>
+          <w:trHeight w:val="532"/>
           <w:tblCellSpacing w:w="15" w:type="dxa"/>
         </w:trPr>
         <w:tc>
@@ -2022,21 +1787,14 @@
             </w:r>
             <w:proofErr w:type="spellEnd"/>
             <w:r>
-              <w:t xml:space="preserve"> </w:t>
-            </w:r>
-            <w:proofErr w:type="spellStart"/>
-            <w:r>
-              <w:t>auth</w:t>
-            </w:r>
-            <w:proofErr w:type="spellEnd"/>
-            <w:r>
-              <w:t>, logging, validation</w:t>
+              <w:t xml:space="preserve"> auth, logging, validation</w:t>
             </w:r>
           </w:p>
         </w:tc>
       </w:tr>
       <w:tr>
         <w:trPr>
+          <w:trHeight w:val="532"/>
           <w:tblCellSpacing w:w="15" w:type="dxa"/>
         </w:trPr>
         <w:tc>
@@ -2079,13 +1837,8 @@
                 <w:szCs w:val="24"/>
               </w:rPr>
             </w:pPr>
-            <w:proofErr w:type="spellStart"/>
-            <w:r>
-              <w:t>Kam</w:t>
-            </w:r>
-            <w:proofErr w:type="spellEnd"/>
-            <w:r>
-              <w:t xml:space="preserve"> code </w:t>
+            <w:r>
+              <w:t xml:space="preserve">Kam code </w:t>
             </w:r>
             <w:proofErr w:type="spellStart"/>
             <w:r>
@@ -2129,6 +1882,7 @@
       </w:tr>
       <w:tr>
         <w:trPr>
+          <w:trHeight w:val="532"/>
           <w:tblCellSpacing w:w="15" w:type="dxa"/>
         </w:trPr>
         <w:tc>
@@ -2174,15 +1928,7 @@
             </w:r>
             <w:proofErr w:type="spellEnd"/>
             <w:r>
-              <w:t xml:space="preserve"> </w:t>
-            </w:r>
-            <w:proofErr w:type="spellStart"/>
-            <w:r>
-              <w:t>bahut</w:t>
-            </w:r>
-            <w:proofErr w:type="spellEnd"/>
-            <w:r>
-              <w:t xml:space="preserve"> simple </w:t>
+              <w:t xml:space="preserve"> bahut simple </w:t>
             </w:r>
             <w:proofErr w:type="spellStart"/>
             <w:r>
@@ -2203,7 +1949,7 @@
     </w:tbl>
     <w:p>
       <w:r>
-        <w:pict>
+        <w:pict w14:anchorId="0DFDF4EF">
           <v:rect id="_x0000_i1029" style="width:0;height:1.5pt" o:hralign="center" o:hrstd="t" o:hr="t" fillcolor="#a0a0a0" stroked="f"/>
         </w:pict>
       </w:r>
@@ -2237,44 +1983,205 @@
           <w:rStyle w:val="HTMLCode"/>
         </w:rPr>
       </w:pPr>
-      <w:proofErr w:type="spellStart"/>
+      <w:r>
+        <w:rPr>
+          <w:rStyle w:val="hljs-keyword"/>
+        </w:rPr>
+        <w:lastRenderedPageBreak/>
+        <w:t>const</w:t>
+      </w:r>
+      <w:r>
+        <w:rPr>
+          <w:rStyle w:val="HTMLCode"/>
+        </w:rPr>
+        <w:t xml:space="preserve"> express = </w:t>
+      </w:r>
+      <w:r>
+        <w:rPr>
+          <w:rStyle w:val="hljs-builtin"/>
+        </w:rPr>
+        <w:t>require</w:t>
+      </w:r>
+      <w:r>
+        <w:rPr>
+          <w:rStyle w:val="HTMLCode"/>
+        </w:rPr>
+        <w:t>(</w:t>
+      </w:r>
+      <w:r>
+        <w:rPr>
+          <w:rStyle w:val="hljs-string"/>
+        </w:rPr>
+        <w:t>'</w:t>
+      </w:r>
+      <w:proofErr w:type="spellStart"/>
+      <w:r>
+        <w:rPr>
+          <w:rStyle w:val="hljs-string"/>
+        </w:rPr>
+        <w:t>express'</w:t>
+      </w:r>
+      <w:proofErr w:type="spellEnd"/>
+      <w:r>
+        <w:rPr>
+          <w:rStyle w:val="HTMLCode"/>
+        </w:rPr>
+        <w:t>);</w:t>
+      </w:r>
+    </w:p>
+    <w:p>
+      <w:pPr>
+        <w:pStyle w:val="HTMLPreformatted"/>
+        <w:rPr>
+          <w:rStyle w:val="HTMLCode"/>
+        </w:rPr>
+      </w:pPr>
+      <w:r>
+        <w:rPr>
+          <w:rStyle w:val="hljs-keyword"/>
+        </w:rPr>
+        <w:t>const</w:t>
+      </w:r>
+      <w:r>
+        <w:rPr>
+          <w:rStyle w:val="HTMLCode"/>
+        </w:rPr>
+        <w:t xml:space="preserve"> app = </w:t>
+      </w:r>
       <w:proofErr w:type="gramStart"/>
       <w:r>
         <w:rPr>
-          <w:rStyle w:val="hljs-keyword"/>
-        </w:rPr>
-        <w:t>const</w:t>
-      </w:r>
-      <w:proofErr w:type="spellEnd"/>
+          <w:rStyle w:val="hljs-title"/>
+        </w:rPr>
+        <w:t>express</w:t>
+      </w:r>
+      <w:r>
+        <w:rPr>
+          <w:rStyle w:val="HTMLCode"/>
+        </w:rPr>
+        <w:t>(</w:t>
+      </w:r>
       <w:proofErr w:type="gramEnd"/>
       <w:r>
         <w:rPr>
           <w:rStyle w:val="HTMLCode"/>
         </w:rPr>
-        <w:t xml:space="preserve"> express = </w:t>
-      </w:r>
-      <w:r>
-        <w:rPr>
-          <w:rStyle w:val="hljs-builtin"/>
-        </w:rPr>
-        <w:t>require</w:t>
-      </w:r>
-      <w:r>
+        <w:t>);</w:t>
+      </w:r>
+    </w:p>
+    <w:p>
+      <w:pPr>
+        <w:pStyle w:val="HTMLPreformatted"/>
         <w:rPr>
           <w:rStyle w:val="HTMLCode"/>
         </w:rPr>
+      </w:pPr>
+    </w:p>
+    <w:p>
+      <w:pPr>
+        <w:pStyle w:val="HTMLPreformatted"/>
+        <w:rPr>
+          <w:rStyle w:val="HTMLCode"/>
+        </w:rPr>
+      </w:pPr>
+      <w:proofErr w:type="spellStart"/>
+      <w:proofErr w:type="gramStart"/>
+      <w:r>
+        <w:rPr>
+          <w:rStyle w:val="HTMLCode"/>
+        </w:rPr>
+        <w:t>app.</w:t>
+      </w:r>
+      <w:r>
+        <w:rPr>
+          <w:rStyle w:val="hljs-title"/>
+        </w:rPr>
+        <w:t>get</w:t>
+      </w:r>
+      <w:proofErr w:type="spellEnd"/>
+      <w:r>
+        <w:rPr>
+          <w:rStyle w:val="HTMLCode"/>
+        </w:rPr>
         <w:t>(</w:t>
       </w:r>
+      <w:proofErr w:type="gramEnd"/>
       <w:r>
         <w:rPr>
           <w:rStyle w:val="hljs-string"/>
         </w:rPr>
-        <w:t>'express'</w:t>
+        <w:t>'/'</w:t>
       </w:r>
       <w:r>
         <w:rPr>
           <w:rStyle w:val="HTMLCode"/>
         </w:rPr>
+        <w:t xml:space="preserve">, </w:t>
+      </w:r>
+      <w:r>
+        <w:rPr>
+          <w:rStyle w:val="hljs-function"/>
+        </w:rPr>
+        <w:t>(</w:t>
+      </w:r>
+      <w:r>
+        <w:rPr>
+          <w:rStyle w:val="hljs-params"/>
+        </w:rPr>
+        <w:t>req, res</w:t>
+      </w:r>
+      <w:r>
+        <w:rPr>
+          <w:rStyle w:val="HTMLCode"/>
+        </w:rPr>
+        <w:t>) =&gt; {</w:t>
+      </w:r>
+    </w:p>
+    <w:p>
+      <w:pPr>
+        <w:pStyle w:val="HTMLPreformatted"/>
+        <w:rPr>
+          <w:rStyle w:val="HTMLCode"/>
+        </w:rPr>
+      </w:pPr>
+      <w:r>
+        <w:rPr>
+          <w:rStyle w:val="HTMLCode"/>
+        </w:rPr>
+        <w:t xml:space="preserve">  </w:t>
+      </w:r>
+      <w:proofErr w:type="spellStart"/>
+      <w:proofErr w:type="gramStart"/>
+      <w:r>
+        <w:rPr>
+          <w:rStyle w:val="HTMLCode"/>
+        </w:rPr>
+        <w:t>res.</w:t>
+      </w:r>
+      <w:r>
+        <w:rPr>
+          <w:rStyle w:val="hljs-title"/>
+        </w:rPr>
+        <w:t>send</w:t>
+      </w:r>
+      <w:proofErr w:type="spellEnd"/>
+      <w:proofErr w:type="gramEnd"/>
+      <w:r>
+        <w:rPr>
+          <w:rStyle w:val="HTMLCode"/>
+        </w:rPr>
+        <w:t>(</w:t>
+      </w:r>
+      <w:r>
+        <w:rPr>
+          <w:rStyle w:val="hljs-string"/>
+        </w:rPr>
+        <w:t>'Hello from Express!'</w:t>
+      </w:r>
+      <w:r>
+        <w:rPr>
+          <w:rStyle w:val="HTMLCode"/>
+        </w:rPr>
         <w:t>);</w:t>
       </w:r>
     </w:p>
@@ -2285,13 +2192,41 @@
           <w:rStyle w:val="HTMLCode"/>
         </w:rPr>
       </w:pPr>
+      <w:r>
+        <w:rPr>
+          <w:rStyle w:val="HTMLCode"/>
+        </w:rPr>
+        <w:t>});</w:t>
+      </w:r>
+    </w:p>
+    <w:p>
+      <w:pPr>
+        <w:pStyle w:val="HTMLPreformatted"/>
+        <w:rPr>
+          <w:rStyle w:val="HTMLCode"/>
+        </w:rPr>
+      </w:pPr>
+    </w:p>
+    <w:p>
+      <w:pPr>
+        <w:pStyle w:val="HTMLPreformatted"/>
+        <w:rPr>
+          <w:rStyle w:val="HTMLCode"/>
+        </w:rPr>
+      </w:pPr>
       <w:proofErr w:type="spellStart"/>
       <w:proofErr w:type="gramStart"/>
       <w:r>
         <w:rPr>
-          <w:rStyle w:val="hljs-keyword"/>
-        </w:rPr>
-        <w:t>const</w:t>
+          <w:rStyle w:val="HTMLCode"/>
+        </w:rPr>
+        <w:t>app.</w:t>
+      </w:r>
+      <w:r>
+        <w:rPr>
+          <w:rStyle w:val="hljs-title"/>
+        </w:rPr>
+        <w:t>listen</w:t>
       </w:r>
       <w:proofErr w:type="spellEnd"/>
       <w:proofErr w:type="gramEnd"/>
@@ -2299,197 +2234,8 @@
         <w:rPr>
           <w:rStyle w:val="HTMLCode"/>
         </w:rPr>
-        <w:t xml:space="preserve"> app = </w:t>
-      </w:r>
-      <w:r>
-        <w:rPr>
-          <w:rStyle w:val="hljs-title"/>
-        </w:rPr>
-        <w:t>express</w:t>
-      </w:r>
-      <w:r>
-        <w:rPr>
-          <w:rStyle w:val="HTMLCode"/>
-        </w:rPr>
-        <w:t>();</w:t>
-      </w:r>
-    </w:p>
-    <w:p>
-      <w:pPr>
-        <w:pStyle w:val="HTMLPreformatted"/>
-        <w:rPr>
-          <w:rStyle w:val="HTMLCode"/>
-        </w:rPr>
-      </w:pPr>
-    </w:p>
-    <w:p>
-      <w:pPr>
-        <w:pStyle w:val="HTMLPreformatted"/>
-        <w:rPr>
-          <w:rStyle w:val="HTMLCode"/>
-        </w:rPr>
-      </w:pPr>
-      <w:proofErr w:type="spellStart"/>
-      <w:proofErr w:type="gramStart"/>
-      <w:r>
-        <w:rPr>
-          <w:rStyle w:val="HTMLCode"/>
-        </w:rPr>
-        <w:t>app.</w:t>
-      </w:r>
-      <w:r>
-        <w:rPr>
-          <w:rStyle w:val="hljs-title"/>
-        </w:rPr>
-        <w:t>get</w:t>
-      </w:r>
-      <w:proofErr w:type="spellEnd"/>
-      <w:r>
-        <w:rPr>
-          <w:rStyle w:val="HTMLCode"/>
-        </w:rPr>
         <w:t>(</w:t>
       </w:r>
-      <w:proofErr w:type="gramEnd"/>
-      <w:r>
-        <w:rPr>
-          <w:rStyle w:val="hljs-string"/>
-        </w:rPr>
-        <w:t>'/'</w:t>
-      </w:r>
-      <w:r>
-        <w:rPr>
-          <w:rStyle w:val="HTMLCode"/>
-        </w:rPr>
-        <w:t xml:space="preserve">, </w:t>
-      </w:r>
-      <w:r>
-        <w:rPr>
-          <w:rStyle w:val="hljs-function"/>
-        </w:rPr>
-        <w:t>(</w:t>
-      </w:r>
-      <w:proofErr w:type="spellStart"/>
-      <w:r>
-        <w:rPr>
-          <w:rStyle w:val="hljs-params"/>
-        </w:rPr>
-        <w:t>req</w:t>
-      </w:r>
-      <w:proofErr w:type="spellEnd"/>
-      <w:r>
-        <w:rPr>
-          <w:rStyle w:val="hljs-params"/>
-        </w:rPr>
-        <w:t>, res</w:t>
-      </w:r>
-      <w:r>
-        <w:rPr>
-          <w:rStyle w:val="HTMLCode"/>
-        </w:rPr>
-        <w:t>) =&gt; {</w:t>
-      </w:r>
-    </w:p>
-    <w:p>
-      <w:pPr>
-        <w:pStyle w:val="HTMLPreformatted"/>
-        <w:rPr>
-          <w:rStyle w:val="HTMLCode"/>
-        </w:rPr>
-      </w:pPr>
-      <w:r>
-        <w:rPr>
-          <w:rStyle w:val="HTMLCode"/>
-        </w:rPr>
-        <w:lastRenderedPageBreak/>
-        <w:t xml:space="preserve">  </w:t>
-      </w:r>
-      <w:proofErr w:type="spellStart"/>
-      <w:proofErr w:type="gramStart"/>
-      <w:r>
-        <w:rPr>
-          <w:rStyle w:val="HTMLCode"/>
-        </w:rPr>
-        <w:t>res.</w:t>
-      </w:r>
-      <w:r>
-        <w:rPr>
-          <w:rStyle w:val="hljs-title"/>
-        </w:rPr>
-        <w:t>send</w:t>
-      </w:r>
-      <w:proofErr w:type="spellEnd"/>
-      <w:r>
-        <w:rPr>
-          <w:rStyle w:val="HTMLCode"/>
-        </w:rPr>
-        <w:t>(</w:t>
-      </w:r>
-      <w:proofErr w:type="gramEnd"/>
-      <w:r>
-        <w:rPr>
-          <w:rStyle w:val="hljs-string"/>
-        </w:rPr>
-        <w:t>'Hello from Express!'</w:t>
-      </w:r>
-      <w:r>
-        <w:rPr>
-          <w:rStyle w:val="HTMLCode"/>
-        </w:rPr>
-        <w:t>);</w:t>
-      </w:r>
-    </w:p>
-    <w:p>
-      <w:pPr>
-        <w:pStyle w:val="HTMLPreformatted"/>
-        <w:rPr>
-          <w:rStyle w:val="HTMLCode"/>
-        </w:rPr>
-      </w:pPr>
-      <w:r>
-        <w:rPr>
-          <w:rStyle w:val="HTMLCode"/>
-        </w:rPr>
-        <w:t>});</w:t>
-      </w:r>
-    </w:p>
-    <w:p>
-      <w:pPr>
-        <w:pStyle w:val="HTMLPreformatted"/>
-        <w:rPr>
-          <w:rStyle w:val="HTMLCode"/>
-        </w:rPr>
-      </w:pPr>
-    </w:p>
-    <w:p>
-      <w:pPr>
-        <w:pStyle w:val="HTMLPreformatted"/>
-        <w:rPr>
-          <w:rStyle w:val="HTMLCode"/>
-        </w:rPr>
-      </w:pPr>
-      <w:proofErr w:type="spellStart"/>
-      <w:proofErr w:type="gramStart"/>
-      <w:r>
-        <w:rPr>
-          <w:rStyle w:val="HTMLCode"/>
-        </w:rPr>
-        <w:t>app.</w:t>
-      </w:r>
-      <w:r>
-        <w:rPr>
-          <w:rStyle w:val="hljs-title"/>
-        </w:rPr>
-        <w:t>listen</w:t>
-      </w:r>
-      <w:proofErr w:type="spellEnd"/>
-      <w:r>
-        <w:rPr>
-          <w:rStyle w:val="HTMLCode"/>
-        </w:rPr>
-        <w:t>(</w:t>
-      </w:r>
-      <w:proofErr w:type="gramEnd"/>
       <w:r>
         <w:rPr>
           <w:rStyle w:val="hljs-number"/>
@@ -2657,7 +2403,7 @@
         <w:spacing w:after="0"/>
       </w:pPr>
       <w:r>
-        <w:pict>
+        <w:pict w14:anchorId="62AA3A81">
           <v:rect id="_x0000_i1030" style="width:0;height:1.5pt" o:hralign="center" o:hrstd="t" o:hr="t" fillcolor="#a0a0a0" stroked="f"/>
         </w:pict>
       </w:r>
@@ -2666,7 +2412,6 @@
       <w:pPr>
         <w:pStyle w:val="Heading2"/>
       </w:pPr>
-      <w:proofErr w:type="gramStart"/>
       <w:r>
         <w:rPr>
           <w:rFonts w:ascii="Cambria" w:hAnsi="Cambria" w:cs="Cambria"/>
@@ -2682,25 +2427,25 @@
           <w:b/>
           <w:bCs/>
         </w:rPr>
-        <w:t>3.</w:t>
-      </w:r>
-      <w:proofErr w:type="gramEnd"/>
+        <w:t xml:space="preserve">3. Node.js + Express.js </w:t>
+      </w:r>
+      <w:proofErr w:type="spellStart"/>
       <w:r>
         <w:rPr>
           <w:rStyle w:val="Strong"/>
           <w:b/>
           <w:bCs/>
         </w:rPr>
-        <w:t xml:space="preserve"> </w:t>
-      </w:r>
-      <w:proofErr w:type="gramStart"/>
+        <w:t>kaise</w:t>
+      </w:r>
+      <w:proofErr w:type="spellEnd"/>
       <w:r>
         <w:rPr>
           <w:rStyle w:val="Strong"/>
           <w:b/>
           <w:bCs/>
         </w:rPr>
-        <w:t xml:space="preserve">Node.js + Express.js </w:t>
+        <w:t xml:space="preserve"> </w:t>
       </w:r>
       <w:proofErr w:type="spellStart"/>
       <w:r>
@@ -2709,7 +2454,7 @@
           <w:b/>
           <w:bCs/>
         </w:rPr>
-        <w:t>kaise</w:t>
+        <w:t>kaam</w:t>
       </w:r>
       <w:proofErr w:type="spellEnd"/>
       <w:r>
@@ -2727,7 +2472,7 @@
           <w:b/>
           <w:bCs/>
         </w:rPr>
-        <w:t>kaam</w:t>
+        <w:t>karte</w:t>
       </w:r>
       <w:proofErr w:type="spellEnd"/>
       <w:r>
@@ -2745,7 +2490,7 @@
           <w:b/>
           <w:bCs/>
         </w:rPr>
-        <w:t>karte</w:t>
+        <w:t>hain</w:t>
       </w:r>
       <w:proofErr w:type="spellEnd"/>
       <w:r>
@@ -2763,7 +2508,7 @@
           <w:b/>
           <w:bCs/>
         </w:rPr>
-        <w:t>hain</w:t>
+        <w:t>saath</w:t>
       </w:r>
       <w:proofErr w:type="spellEnd"/>
       <w:r>
@@ -2781,7 +2526,7 @@
           <w:b/>
           <w:bCs/>
         </w:rPr>
-        <w:t>saath</w:t>
+        <w:t>mein</w:t>
       </w:r>
       <w:proofErr w:type="spellEnd"/>
       <w:r>
@@ -2790,27 +2535,8 @@
           <w:b/>
           <w:bCs/>
         </w:rPr>
-        <w:t xml:space="preserve"> </w:t>
-      </w:r>
-      <w:proofErr w:type="spellStart"/>
-      <w:r>
-        <w:rPr>
-          <w:rStyle w:val="Strong"/>
-          <w:b/>
-          <w:bCs/>
-        </w:rPr>
-        <w:t>mein</w:t>
-      </w:r>
-      <w:proofErr w:type="spellEnd"/>
-      <w:r>
-        <w:rPr>
-          <w:rStyle w:val="Strong"/>
-          <w:b/>
-          <w:bCs/>
-        </w:rPr>
         <w:t>?</w:t>
       </w:r>
-      <w:proofErr w:type="gramEnd"/>
     </w:p>
     <w:p>
       <w:pPr>
@@ -2887,15 +2613,7 @@
         <w:t>Express.js</w:t>
       </w:r>
       <w:r>
-        <w:t xml:space="preserve">: Request </w:t>
-      </w:r>
-      <w:proofErr w:type="spellStart"/>
-      <w:r>
-        <w:t>ko</w:t>
-      </w:r>
-      <w:proofErr w:type="spellEnd"/>
-      <w:r>
-        <w:t xml:space="preserve"> </w:t>
+        <w:t xml:space="preserve">: Request ko </w:t>
       </w:r>
       <w:r>
         <w:rPr>
@@ -3013,15 +2731,7 @@
       </w:r>
       <w:proofErr w:type="spellEnd"/>
       <w:r>
-        <w:t xml:space="preserve"> </w:t>
-      </w:r>
-      <w:proofErr w:type="gramStart"/>
-      <w:r>
-        <w:t>authentication check</w:t>
-      </w:r>
-      <w:proofErr w:type="gramEnd"/>
-      <w:r>
-        <w:t xml:space="preserve"> </w:t>
+        <w:t xml:space="preserve"> authentication check </w:t>
       </w:r>
       <w:proofErr w:type="spellStart"/>
       <w:r>
@@ -3047,17 +2757,7 @@
         <w:t>Node.js</w:t>
       </w:r>
       <w:r>
-        <w:t xml:space="preserve">: Ye sab operations </w:t>
-      </w:r>
-      <w:proofErr w:type="spellStart"/>
-      <w:proofErr w:type="gramStart"/>
-      <w:r>
-        <w:t>ko</w:t>
-      </w:r>
-      <w:proofErr w:type="spellEnd"/>
-      <w:proofErr w:type="gramEnd"/>
-      <w:r>
-        <w:t xml:space="preserve"> handle </w:t>
+        <w:t xml:space="preserve">: Ye sab operations ko handle </w:t>
       </w:r>
       <w:proofErr w:type="spellStart"/>
       <w:r>
@@ -3073,15 +2773,7 @@
       </w:r>
       <w:proofErr w:type="spellEnd"/>
       <w:r>
-        <w:t xml:space="preserve"> using its core </w:t>
-      </w:r>
-      <w:proofErr w:type="spellStart"/>
-      <w:r>
-        <w:t>async</w:t>
-      </w:r>
-      <w:proofErr w:type="spellEnd"/>
-      <w:r>
-        <w:t xml:space="preserve"> features.</w:t>
+        <w:t xml:space="preserve"> using its core async features.</w:t>
       </w:r>
     </w:p>
     <w:p>
@@ -3107,17 +2799,7 @@
       </w:r>
       <w:proofErr w:type="spellEnd"/>
       <w:r>
-        <w:t xml:space="preserve"> browser </w:t>
-      </w:r>
-      <w:proofErr w:type="spellStart"/>
-      <w:proofErr w:type="gramStart"/>
-      <w:r>
-        <w:t>ko</w:t>
-      </w:r>
-      <w:proofErr w:type="spellEnd"/>
-      <w:proofErr w:type="gramEnd"/>
-      <w:r>
-        <w:t xml:space="preserve"> </w:t>
+        <w:t xml:space="preserve"> browser ko </w:t>
       </w:r>
       <w:proofErr w:type="spellStart"/>
       <w:r>
@@ -3125,15 +2807,7 @@
       </w:r>
       <w:proofErr w:type="spellEnd"/>
       <w:r>
-        <w:t xml:space="preserve"> </w:t>
-      </w:r>
-      <w:proofErr w:type="spellStart"/>
-      <w:r>
-        <w:t>diya</w:t>
-      </w:r>
-      <w:proofErr w:type="spellEnd"/>
-      <w:r>
-        <w:t xml:space="preserve"> </w:t>
+        <w:t xml:space="preserve"> diya </w:t>
       </w:r>
       <w:proofErr w:type="spellStart"/>
       <w:r>
@@ -3157,7 +2831,7 @@
         <w:spacing w:after="0"/>
       </w:pPr>
       <w:r>
-        <w:pict>
+        <w:pict w14:anchorId="37936438">
           <v:rect id="_x0000_i1031" style="width:0;height:1.5pt" o:hralign="center" o:hrstd="t" o:hr="t" fillcolor="#a0a0a0" stroked="f"/>
         </w:pict>
       </w:r>
@@ -3186,19 +2860,11 @@
         </w:numPr>
         <w:spacing w:before="100" w:beforeAutospacing="1" w:after="100" w:afterAutospacing="1" w:line="240" w:lineRule="auto"/>
       </w:pPr>
-      <w:proofErr w:type="spellStart"/>
-      <w:r>
-        <w:rPr>
-          <w:rStyle w:val="Strong"/>
-        </w:rPr>
-        <w:t>Async</w:t>
-      </w:r>
-      <w:proofErr w:type="spellEnd"/>
-      <w:r>
-        <w:rPr>
-          <w:rStyle w:val="Strong"/>
-        </w:rPr>
-        <w:t xml:space="preserve"> &amp; Non-blocking</w:t>
+      <w:r>
+        <w:rPr>
+          <w:rStyle w:val="Strong"/>
+        </w:rPr>
+        <w:t>Async &amp; Non-blocking</w:t>
       </w:r>
       <w:r>
         <w:t xml:space="preserve"> </w:t>
@@ -3233,15 +2899,7 @@
       </w:r>
       <w:proofErr w:type="spellEnd"/>
       <w:r>
-        <w:t xml:space="preserve">: agar </w:t>
-      </w:r>
-      <w:proofErr w:type="spellStart"/>
-      <w:r>
-        <w:t>ek</w:t>
-      </w:r>
-      <w:proofErr w:type="spellEnd"/>
-      <w:r>
-        <w:t xml:space="preserve"> request time le </w:t>
+        <w:t xml:space="preserve">: agar ek request time le </w:t>
       </w:r>
       <w:proofErr w:type="spellStart"/>
       <w:r>
@@ -3307,16 +2965,8 @@
         <w:rPr>
           <w:rStyle w:val="Strong"/>
         </w:rPr>
-        <w:t xml:space="preserve">high-performance </w:t>
-      </w:r>
-      <w:proofErr w:type="gramStart"/>
-      <w:r>
-        <w:rPr>
-          <w:rStyle w:val="Strong"/>
-        </w:rPr>
-        <w:t>servers</w:t>
-      </w:r>
-      <w:proofErr w:type="gramEnd"/>
+        <w:t>high-performance servers</w:t>
+      </w:r>
       <w:r>
         <w:t xml:space="preserve"> </w:t>
       </w:r>
@@ -3358,7 +3008,7 @@
         <w:spacing w:after="0"/>
       </w:pPr>
       <w:r>
-        <w:pict>
+        <w:pict w14:anchorId="2C788DC3">
           <v:rect id="_x0000_i1032" style="width:0;height:1.5pt" o:hralign="center" o:hrstd="t" o:hr="t" fillcolor="#a0a0a0" stroked="f"/>
         </w:pict>
       </w:r>
@@ -3368,15 +3018,7 @@
         <w:pStyle w:val="Heading3"/>
       </w:pPr>
       <w:r>
-        <w:t xml:space="preserve">🔧 </w:t>
-      </w:r>
-      <w:proofErr w:type="spellStart"/>
-      <w:r>
-        <w:t>Ek</w:t>
-      </w:r>
-      <w:proofErr w:type="spellEnd"/>
-      <w:r>
-        <w:t xml:space="preserve"> Mini Diagram:</w:t>
+        <w:t>🔧 Ek Mini Diagram:</w:t>
       </w:r>
     </w:p>
     <w:p>
@@ -3407,7 +3049,7 @@
     </w:p>
     <w:p>
       <w:r>
-        <w:pict>
+        <w:pict w14:anchorId="27E34E61">
           <v:rect id="_x0000_i1033" style="width:0;height:1.5pt" o:hralign="center" o:hrstd="t" o:hr="t" fillcolor="#a0a0a0" stroked="f"/>
         </w:pict>
       </w:r>
@@ -3417,15 +3059,7 @@
         <w:pStyle w:val="Heading3"/>
       </w:pPr>
       <w:r>
-        <w:t>✅ Summary (</w:t>
-      </w:r>
-      <w:proofErr w:type="spellStart"/>
-      <w:r>
-        <w:t>Ek</w:t>
-      </w:r>
-      <w:proofErr w:type="spellEnd"/>
-      <w:r>
-        <w:t xml:space="preserve"> Line Mein):</w:t>
+        <w:t>✅ Summary (Ek Line Mein):</w:t>
       </w:r>
     </w:p>
     <w:p>
@@ -3509,23 +3143,7 @@
       </w:r>
       <w:proofErr w:type="spellEnd"/>
       <w:r>
-        <w:t xml:space="preserve"> </w:t>
-      </w:r>
-      <w:proofErr w:type="spellStart"/>
-      <w:r>
-        <w:t>ek</w:t>
-      </w:r>
-      <w:proofErr w:type="spellEnd"/>
-      <w:r>
-        <w:t xml:space="preserve"> easy </w:t>
-      </w:r>
-      <w:proofErr w:type="spellStart"/>
-      <w:r>
-        <w:t>aur</w:t>
-      </w:r>
-      <w:proofErr w:type="spellEnd"/>
-      <w:r>
-        <w:t xml:space="preserve"> powerful web framework </w:t>
+        <w:t xml:space="preserve"> ek easy aur powerful web framework </w:t>
       </w:r>
       <w:proofErr w:type="spellStart"/>
       <w:r>
@@ -3544,13 +3162,8 @@
         </w:numPr>
         <w:spacing w:before="100" w:beforeAutospacing="1" w:after="100" w:afterAutospacing="1" w:line="240" w:lineRule="auto"/>
       </w:pPr>
-      <w:proofErr w:type="spellStart"/>
-      <w:r>
-        <w:t>Dono</w:t>
-      </w:r>
-      <w:proofErr w:type="spellEnd"/>
-      <w:r>
-        <w:t xml:space="preserve"> </w:t>
+      <w:r>
+        <w:t xml:space="preserve">Dono </w:t>
       </w:r>
       <w:proofErr w:type="spellStart"/>
       <w:r>
@@ -3572,21 +3185,7 @@
         <w:rPr>
           <w:rStyle w:val="Strong"/>
         </w:rPr>
-        <w:t xml:space="preserve">fast, scalable, </w:t>
-      </w:r>
-      <w:proofErr w:type="spellStart"/>
-      <w:r>
-        <w:rPr>
-          <w:rStyle w:val="Strong"/>
-        </w:rPr>
-        <w:t>aur</w:t>
-      </w:r>
-      <w:proofErr w:type="spellEnd"/>
-      <w:r>
-        <w:rPr>
-          <w:rStyle w:val="Strong"/>
-        </w:rPr>
-        <w:t xml:space="preserve"> maintainable</w:t>
+        <w:t>fast, scalable, aur maintainable</w:t>
       </w:r>
       <w:r>
         <w:t xml:space="preserve"> web applications </w:t>
@@ -3597,15 +3196,7 @@
       </w:r>
       <w:proofErr w:type="spellEnd"/>
       <w:r>
-        <w:t xml:space="preserve"> </w:t>
-      </w:r>
-      <w:proofErr w:type="spellStart"/>
-      <w:r>
-        <w:t>ki</w:t>
-      </w:r>
-      <w:proofErr w:type="spellEnd"/>
-      <w:r>
-        <w:t xml:space="preserve"> power </w:t>
+        <w:t xml:space="preserve"> ki power </w:t>
       </w:r>
       <w:proofErr w:type="spellStart"/>
       <w:r>
@@ -3636,8 +3227,8 @@
 </file>
 
 <file path=word/numbering.xml><?xml version="1.0" encoding="utf-8"?>
-<w:numbering xmlns:wpc="http://schemas.microsoft.com/office/word/2010/wordprocessingCanvas" xmlns:mc="http://schemas.openxmlformats.org/markup-compatibility/2006" xmlns:o="urn:schemas-microsoft-com:office:office" xmlns:r="http://schemas.openxmlformats.org/officeDocument/2006/relationships" xmlns:m="http://schemas.openxmlformats.org/officeDocument/2006/math" xmlns:v="urn:schemas-microsoft-com:vml" xmlns:wp14="http://schemas.microsoft.com/office/word/2010/wordprocessingDrawing" xmlns:wp="http://schemas.openxmlformats.org/drawingml/2006/wordprocessingDrawing" xmlns:w10="urn:schemas-microsoft-com:office:word" xmlns:w="http://schemas.openxmlformats.org/wordprocessingml/2006/main" xmlns:w14="http://schemas.microsoft.com/office/word/2010/wordml" xmlns:wpg="http://schemas.microsoft.com/office/word/2010/wordprocessingGroup" xmlns:wpi="http://schemas.microsoft.com/office/word/2010/wordprocessingInk" xmlns:wne="http://schemas.microsoft.com/office/word/2006/wordml" xmlns:wps="http://schemas.microsoft.com/office/word/2010/wordprocessingShape" mc:Ignorable="w14 wp14">
-  <w:abstractNum w:abstractNumId="0">
+<w:numbering xmlns:wpc="http://schemas.microsoft.com/office/word/2010/wordprocessingCanvas" xmlns:cx="http://schemas.microsoft.com/office/drawing/2014/chartex" xmlns:cx1="http://schemas.microsoft.com/office/drawing/2015/9/8/chartex" xmlns:cx2="http://schemas.microsoft.com/office/drawing/2015/10/21/chartex" xmlns:cx3="http://schemas.microsoft.com/office/drawing/2016/5/9/chartex" xmlns:cx4="http://schemas.microsoft.com/office/drawing/2016/5/10/chartex" xmlns:cx5="http://schemas.microsoft.com/office/drawing/2016/5/11/chartex" xmlns:cx6="http://schemas.microsoft.com/office/drawing/2016/5/12/chartex" xmlns:cx7="http://schemas.microsoft.com/office/drawing/2016/5/13/chartex" xmlns:cx8="http://schemas.microsoft.com/office/drawing/2016/5/14/chartex" xmlns:mc="http://schemas.openxmlformats.org/markup-compatibility/2006" xmlns:aink="http://schemas.microsoft.com/office/drawing/2016/ink" xmlns:am3d="http://schemas.microsoft.com/office/drawing/2017/model3d" xmlns:o="urn:schemas-microsoft-com:office:office" xmlns:oel="http://schemas.microsoft.com/office/2019/extlst" xmlns:r="http://schemas.openxmlformats.org/officeDocument/2006/relationships" xmlns:m="http://schemas.openxmlformats.org/officeDocument/2006/math" xmlns:v="urn:schemas-microsoft-com:vml" xmlns:wp14="http://schemas.microsoft.com/office/word/2010/wordprocessingDrawing" xmlns:wp="http://schemas.openxmlformats.org/drawingml/2006/wordprocessingDrawing" xmlns:w10="urn:schemas-microsoft-com:office:word" xmlns:w="http://schemas.openxmlformats.org/wordprocessingml/2006/main" xmlns:w14="http://schemas.microsoft.com/office/word/2010/wordml" xmlns:w15="http://schemas.microsoft.com/office/word/2012/wordml" xmlns:w16cex="http://schemas.microsoft.com/office/word/2018/wordml/cex" xmlns:w16cid="http://schemas.microsoft.com/office/word/2016/wordml/cid" xmlns:w16="http://schemas.microsoft.com/office/word/2018/wordml" xmlns:w16du="http://schemas.microsoft.com/office/word/2023/wordml/word16du" xmlns:w16sdtdh="http://schemas.microsoft.com/office/word/2020/wordml/sdtdatahash" xmlns:w16sdtfl="http://schemas.microsoft.com/office/word/2024/wordml/sdtformatlock" xmlns:w16se="http://schemas.microsoft.com/office/word/2015/wordml/symex" xmlns:wpg="http://schemas.microsoft.com/office/word/2010/wordprocessingGroup" xmlns:wpi="http://schemas.microsoft.com/office/word/2010/wordprocessingInk" xmlns:wne="http://schemas.microsoft.com/office/word/2006/wordml" xmlns:wps="http://schemas.microsoft.com/office/word/2010/wordprocessingShape" mc:Ignorable="w14 w15 w16se w16cid w16 w16cex w16sdtdh w16sdtfl w16du wp14">
+  <w:abstractNum w:abstractNumId="0" w15:restartNumberingAfterBreak="0">
     <w:nsid w:val="05ED1270"/>
     <w:multiLevelType w:val="multilevel"/>
     <w:tmpl w:val="028CF07C"/>
@@ -3786,7 +3377,7 @@
       </w:rPr>
     </w:lvl>
   </w:abstractNum>
-  <w:abstractNum w:abstractNumId="1">
+  <w:abstractNum w:abstractNumId="1" w15:restartNumberingAfterBreak="0">
     <w:nsid w:val="0C3214B6"/>
     <w:multiLevelType w:val="multilevel"/>
     <w:tmpl w:val="5FF0D104"/>
@@ -3935,7 +3526,7 @@
       </w:rPr>
     </w:lvl>
   </w:abstractNum>
-  <w:abstractNum w:abstractNumId="2">
+  <w:abstractNum w:abstractNumId="2" w15:restartNumberingAfterBreak="0">
     <w:nsid w:val="130F5CFD"/>
     <w:multiLevelType w:val="multilevel"/>
     <w:tmpl w:val="613A4DFC"/>
@@ -4048,7 +3639,7 @@
       </w:pPr>
     </w:lvl>
   </w:abstractNum>
-  <w:abstractNum w:abstractNumId="3">
+  <w:abstractNum w:abstractNumId="3" w15:restartNumberingAfterBreak="0">
     <w:nsid w:val="1BDC0F2D"/>
     <w:multiLevelType w:val="multilevel"/>
     <w:tmpl w:val="DF7898D2"/>
@@ -4161,7 +3752,7 @@
       </w:pPr>
     </w:lvl>
   </w:abstractNum>
-  <w:abstractNum w:abstractNumId="4">
+  <w:abstractNum w:abstractNumId="4" w15:restartNumberingAfterBreak="0">
     <w:nsid w:val="48A77381"/>
     <w:multiLevelType w:val="multilevel"/>
     <w:tmpl w:val="BAAE5AD2"/>
@@ -4310,7 +3901,7 @@
       </w:rPr>
     </w:lvl>
   </w:abstractNum>
-  <w:abstractNum w:abstractNumId="5">
+  <w:abstractNum w:abstractNumId="5" w15:restartNumberingAfterBreak="0">
     <w:nsid w:val="60EA31D7"/>
     <w:multiLevelType w:val="multilevel"/>
     <w:tmpl w:val="93662C82"/>
@@ -4459,7 +4050,7 @@
       </w:rPr>
     </w:lvl>
   </w:abstractNum>
-  <w:abstractNum w:abstractNumId="6">
+  <w:abstractNum w:abstractNumId="6" w15:restartNumberingAfterBreak="0">
     <w:nsid w:val="692D2479"/>
     <w:multiLevelType w:val="multilevel"/>
     <w:tmpl w:val="FCBC4836"/>
@@ -4608,7 +4199,7 @@
       </w:rPr>
     </w:lvl>
   </w:abstractNum>
-  <w:abstractNum w:abstractNumId="7">
+  <w:abstractNum w:abstractNumId="7" w15:restartNumberingAfterBreak="0">
     <w:nsid w:val="6C7C2920"/>
     <w:multiLevelType w:val="multilevel"/>
     <w:tmpl w:val="EC6A627C"/>
@@ -4757,35 +4348,35 @@
       </w:rPr>
     </w:lvl>
   </w:abstractNum>
-  <w:num w:numId="1">
+  <w:num w:numId="1" w16cid:durableId="524563481">
     <w:abstractNumId w:val="1"/>
   </w:num>
-  <w:num w:numId="2">
+  <w:num w:numId="2" w16cid:durableId="309361890">
     <w:abstractNumId w:val="5"/>
   </w:num>
-  <w:num w:numId="3">
+  <w:num w:numId="3" w16cid:durableId="852308551">
     <w:abstractNumId w:val="3"/>
   </w:num>
-  <w:num w:numId="4">
+  <w:num w:numId="4" w16cid:durableId="442922614">
     <w:abstractNumId w:val="6"/>
   </w:num>
-  <w:num w:numId="5">
+  <w:num w:numId="5" w16cid:durableId="1374386090">
     <w:abstractNumId w:val="7"/>
   </w:num>
-  <w:num w:numId="6">
+  <w:num w:numId="6" w16cid:durableId="838351173">
     <w:abstractNumId w:val="2"/>
   </w:num>
-  <w:num w:numId="7">
+  <w:num w:numId="7" w16cid:durableId="949703253">
     <w:abstractNumId w:val="0"/>
   </w:num>
-  <w:num w:numId="8">
+  <w:num w:numId="8" w16cid:durableId="796604871">
     <w:abstractNumId w:val="4"/>
   </w:num>
 </w:numbering>
 </file>
 
 <file path=word/styles.xml><?xml version="1.0" encoding="utf-8"?>
-<w:styles xmlns:mc="http://schemas.openxmlformats.org/markup-compatibility/2006" xmlns:r="http://schemas.openxmlformats.org/officeDocument/2006/relationships" xmlns:w="http://schemas.openxmlformats.org/wordprocessingml/2006/main" xmlns:w14="http://schemas.microsoft.com/office/word/2010/wordml" mc:Ignorable="w14">
+<w:styles xmlns:mc="http://schemas.openxmlformats.org/markup-compatibility/2006" xmlns:r="http://schemas.openxmlformats.org/officeDocument/2006/relationships" xmlns:w="http://schemas.openxmlformats.org/wordprocessingml/2006/main" xmlns:w14="http://schemas.microsoft.com/office/word/2010/wordml" xmlns:w15="http://schemas.microsoft.com/office/word/2012/wordml" xmlns:w16cex="http://schemas.microsoft.com/office/word/2018/wordml/cex" xmlns:w16cid="http://schemas.microsoft.com/office/word/2016/wordml/cid" xmlns:w16="http://schemas.microsoft.com/office/word/2018/wordml" xmlns:w16du="http://schemas.microsoft.com/office/word/2023/wordml/word16du" xmlns:w16sdtdh="http://schemas.microsoft.com/office/word/2020/wordml/sdtdatahash" xmlns:w16sdtfl="http://schemas.microsoft.com/office/word/2024/wordml/sdtformatlock" xmlns:w16se="http://schemas.microsoft.com/office/word/2015/wordml/symex" mc:Ignorable="w14 w15 w16se w16cid w16 w16cex w16sdtdh w16sdtfl w16du">
   <w:docDefaults>
     <w:rPrDefault>
       <w:rPr>
@@ -4801,553 +4392,383 @@
       </w:pPr>
     </w:pPrDefault>
   </w:docDefaults>
-  <w:latentStyles w:defLockedState="0" w:defUIPriority="99" w:defSemiHidden="1" w:defUnhideWhenUsed="1" w:defQFormat="0" w:count="267">
-    <w:lsdException w:name="Normal" w:semiHidden="0" w:uiPriority="0" w:unhideWhenUsed="0" w:qFormat="1"/>
-    <w:lsdException w:name="heading 1" w:semiHidden="0" w:uiPriority="9" w:unhideWhenUsed="0" w:qFormat="1"/>
-    <w:lsdException w:name="heading 2" w:uiPriority="9" w:qFormat="1"/>
-    <w:lsdException w:name="heading 3" w:uiPriority="9" w:qFormat="1"/>
-    <w:lsdException w:name="heading 4" w:uiPriority="9" w:qFormat="1"/>
-    <w:lsdException w:name="heading 5" w:uiPriority="9" w:qFormat="1"/>
-    <w:lsdException w:name="heading 6" w:uiPriority="9" w:qFormat="1"/>
-    <w:lsdException w:name="heading 7" w:uiPriority="9" w:qFormat="1"/>
-    <w:lsdException w:name="heading 8" w:uiPriority="9" w:qFormat="1"/>
-    <w:lsdException w:name="heading 9" w:uiPriority="9" w:qFormat="1"/>
-    <w:lsdException w:name="toc 1" w:uiPriority="39"/>
-    <w:lsdException w:name="toc 2" w:uiPriority="39"/>
-    <w:lsdException w:name="toc 3" w:uiPriority="39"/>
-    <w:lsdException w:name="toc 4" w:uiPriority="39"/>
-    <w:lsdException w:name="toc 5" w:uiPriority="39"/>
-    <w:lsdException w:name="toc 6" w:uiPriority="39"/>
-    <w:lsdException w:name="toc 7" w:uiPriority="39"/>
-    <w:lsdException w:name="toc 8" w:uiPriority="39"/>
-    <w:lsdException w:name="toc 9" w:uiPriority="39"/>
-    <w:lsdException w:name="caption" w:uiPriority="35" w:qFormat="1"/>
-    <w:lsdException w:name="Title" w:semiHidden="0" w:uiPriority="10" w:unhideWhenUsed="0" w:qFormat="1"/>
-    <w:lsdException w:name="Default Paragraph Font" w:uiPriority="1"/>
-    <w:lsdException w:name="Subtitle" w:semiHidden="0" w:uiPriority="11" w:unhideWhenUsed="0" w:qFormat="1"/>
-    <w:lsdException w:name="Strong" w:semiHidden="0" w:uiPriority="22" w:unhideWhenUsed="0" w:qFormat="1"/>
-    <w:lsdException w:name="Emphasis" w:semiHidden="0" w:uiPriority="20" w:unhideWhenUsed="0" w:qFormat="1"/>
-    <w:lsdException w:name="Table Grid" w:semiHidden="0" w:uiPriority="59" w:unhideWhenUsed="0"/>
-    <w:lsdException w:name="Placeholder Text" w:unhideWhenUsed="0"/>
-    <w:lsdException w:name="No Spacing" w:semiHidden="0" w:uiPriority="1" w:unhideWhenUsed="0" w:qFormat="1"/>
-    <w:lsdException w:name="Light Shading" w:semiHidden="0" w:uiPriority="60" w:unhideWhenUsed="0"/>
-    <w:lsdException w:name="Light List" w:semiHidden="0" w:uiPriority="61" w:unhideWhenUsed="0"/>
-    <w:lsdException w:name="Light Grid" w:semiHidden="0" w:uiPriority="62" w:unhideWhenUsed="0"/>
-    <w:lsdException w:name="Medium Shading 1" w:semiHidden="0" w:uiPriority="63" w:unhideWhenUsed="0"/>
-    <w:lsdException w:name="Medium Shading 2" w:semiHidden="0" w:uiPriority="64" w:unhideWhenUsed="0"/>
-    <w:lsdException w:name="Medium List 1" w:semiHidden="0" w:uiPriority="65" w:unhideWhenUsed="0"/>
-    <w:lsdException w:name="Medium List 2" w:semiHidden="0" w:uiPriority="66" w:unhideWhenUsed="0"/>
-    <w:lsdException w:name="Medium Grid 1" w:semiHidden="0" w:uiPriority="67" w:unhideWhenUsed="0"/>
-    <w:lsdException w:name="Medium Grid 2" w:semiHidden="0" w:uiPriority="68" w:unhideWhenUsed="0"/>
-    <w:lsdException w:name="Medium Grid 3" w:semiHidden="0" w:uiPriority="69" w:unhideWhenUsed="0"/>
-    <w:lsdException w:name="Dark List" w:semiHidden="0" w:uiPriority="70" w:unhideWhenUsed="0"/>
-    <w:lsdException w:name="Colorful Shading" w:semiHidden="0" w:uiPriority="71" w:unhideWhenUsed="0"/>
-    <w:lsdException w:name="Colorful List" w:semiHidden="0" w:uiPriority="72" w:unhideWhenUsed="0"/>
-    <w:lsdException w:name="Colorful Grid" w:semiHidden="0" w:uiPriority="73" w:unhideWhenUsed="0"/>
-    <w:lsdException w:name="Light Shading Accent 1" w:semiHidden="0" w:uiPriority="60" w:unhideWhenUsed="0"/>
-    <w:lsdException w:name="Light List Accent 1" w:semiHidden="0" w:uiPriority="61" w:unhideWhenUsed="0"/>
-    <w:lsdException w:name="Light Grid Accent 1" w:semiHidden="0" w:uiPriority="62" w:unhideWhenUsed="0"/>
-    <w:lsdException w:name="Medium Shading 1 Accent 1" w:semiHidden="0" w:uiPriority="63" w:unhideWhenUsed="0"/>
-    <w:lsdException w:name="Medium Shading 2 Accent 1" w:semiHidden="0" w:uiPriority="64" w:unhideWhenUsed="0"/>
-    <w:lsdException w:name="Medium List 1 Accent 1" w:semiHidden="0" w:uiPriority="65" w:unhideWhenUsed="0"/>
-    <w:lsdException w:name="Revision" w:unhideWhenUsed="0"/>
-    <w:lsdException w:name="List Paragraph" w:semiHidden="0" w:uiPriority="34" w:unhideWhenUsed="0" w:qFormat="1"/>
-    <w:lsdException w:name="Quote" w:semiHidden="0" w:uiPriority="29" w:unhideWhenUsed="0" w:qFormat="1"/>
-    <w:lsdException w:name="Intense Quote" w:semiHidden="0" w:uiPriority="30" w:unhideWhenUsed="0" w:qFormat="1"/>
-    <w:lsdException w:name="Medium List 2 Accent 1" w:semiHidden="0" w:uiPriority="66" w:unhideWhenUsed="0"/>
-    <w:lsdException w:name="Medium Grid 1 Accent 1" w:semiHidden="0" w:uiPriority="67" w:unhideWhenUsed="0"/>
-    <w:lsdException w:name="Medium Grid 2 Accent 1" w:semiHidden="0" w:uiPriority="68" w:unhideWhenUsed="0"/>
-    <w:lsdException w:name="Medium Grid 3 Accent 1" w:semiHidden="0" w:uiPriority="69" w:unhideWhenUsed="0"/>
-    <w:lsdException w:name="Dark List Accent 1" w:semiHidden="0" w:uiPriority="70" w:unhideWhenUsed="0"/>
-    <w:lsdException w:name="Colorful Shading Accent 1" w:semiHidden="0" w:uiPriority="71" w:unhideWhenUsed="0"/>
-    <w:lsdException w:name="Colorful List Accent 1" w:semiHidden="0" w:uiPriority="72" w:unhideWhenUsed="0"/>
-    <w:lsdException w:name="Colorful Grid Accent 1" w:semiHidden="0" w:uiPriority="73" w:unhideWhenUsed="0"/>
-    <w:lsdException w:name="Light Shading Accent 2" w:semiHidden="0" w:uiPriority="60" w:unhideWhenUsed="0"/>
-    <w:lsdException w:name="Light List Accent 2" w:semiHidden="0" w:uiPriority="61" w:unhideWhenUsed="0"/>
-    <w:lsdException w:name="Light Grid Accent 2" w:semiHidden="0" w:uiPriority="62" w:unhideWhenUsed="0"/>
-    <w:lsdException w:name="Medium Shading 1 Accent 2" w:semiHidden="0" w:uiPriority="63" w:unhideWhenUsed="0"/>
-    <w:lsdException w:name="Medium Shading 2 Accent 2" w:semiHidden="0" w:uiPriority="64" w:unhideWhenUsed="0"/>
-    <w:lsdException w:name="Medium List 1 Accent 2" w:semiHidden="0" w:uiPriority="65" w:unhideWhenUsed="0"/>
-    <w:lsdException w:name="Medium List 2 Accent 2" w:semiHidden="0" w:uiPriority="66" w:unhideWhenUsed="0"/>
-    <w:lsdException w:name="Medium Grid 1 Accent 2" w:semiHidden="0" w:uiPriority="67" w:unhideWhenUsed="0"/>
-    <w:lsdException w:name="Medium Grid 2 Accent 2" w:semiHidden="0" w:uiPriority="68" w:unhideWhenUsed="0"/>
-    <w:lsdException w:name="Medium Grid 3 Accent 2" w:semiHidden="0" w:uiPriority="69" w:unhideWhenUsed="0"/>
-    <w:lsdException w:name="Dark List Accent 2" w:semiHidden="0" w:uiPriority="70" w:unhideWhenUsed="0"/>
-    <w:lsdException w:name="Colorful Shading Accent 2" w:semiHidden="0" w:uiPriority="71" w:unhideWhenUsed="0"/>
-    <w:lsdException w:name="Colorful List Accent 2" w:semiHidden="0" w:uiPriority="72" w:unhideWhenUsed="0"/>
-    <w:lsdException w:name="Colorful Grid Accent 2" w:semiHidden="0" w:uiPriority="73" w:unhideWhenUsed="0"/>
-    <w:lsdException w:name="Light Shading Accent 3" w:semiHidden="0" w:uiPriority="60" w:unhideWhenUsed="0"/>
-    <w:lsdException w:name="Light List Accent 3" w:semiHidden="0" w:uiPriority="61" w:unhideWhenUsed="0"/>
-    <w:lsdException w:name="Light Grid Accent 3" w:semiHidden="0" w:uiPriority="62" w:unhideWhenUsed="0"/>
-    <w:lsdException w:name="Medium Shading 1 Accent 3" w:semiHidden="0" w:uiPriority="63" w:unhideWhenUsed="0"/>
-    <w:lsdException w:name="Medium Shading 2 Accent 3" w:semiHidden="0" w:uiPriority="64" w:unhideWhenUsed="0"/>
-    <w:lsdException w:name="Medium List 1 Accent 3" w:semiHidden="0" w:uiPriority="65" w:unhideWhenUsed="0"/>
-    <w:lsdException w:name="Medium List 2 Accent 3" w:semiHidden="0" w:uiPriority="66" w:unhideWhenUsed="0"/>
-    <w:lsdException w:name="Medium Grid 1 Accent 3" w:semiHidden="0" w:uiPriority="67" w:unhideWhenUsed="0"/>
-    <w:lsdException w:name="Medium Grid 2 Accent 3" w:semiHidden="0" w:uiPriority="68" w:unhideWhenUsed="0"/>
-    <w:lsdException w:name="Medium Grid 3 Accent 3" w:semiHidden="0" w:uiPriority="69" w:unhideWhenUsed="0"/>
-    <w:lsdException w:name="Dark List Accent 3" w:semiHidden="0" w:uiPriority="70" w:unhideWhenUsed="0"/>
-    <w:lsdException w:name="Colorful Shading Accent 3" w:semiHidden="0" w:uiPriority="71" w:unhideWhenUsed="0"/>
-    <w:lsdException w:name="Colorful List Accent 3" w:semiHidden="0" w:uiPriority="72" w:unhideWhenUsed="0"/>
-    <w:lsdException w:name="Colorful Grid Accent 3" w:semiHidden="0" w:uiPriority="73" w:unhideWhenUsed="0"/>
-    <w:lsdException w:name="Light Shading Accent 4" w:semiHidden="0" w:uiPriority="60" w:unhideWhenUsed="0"/>
-    <w:lsdException w:name="Light List Accent 4" w:semiHidden="0" w:uiPriority="61" w:unhideWhenUsed="0"/>
-    <w:lsdException w:name="Light Grid Accent 4" w:semiHidden="0" w:uiPriority="62" w:unhideWhenUsed="0"/>
-    <w:lsdException w:name="Medium Shading 1 Accent 4" w:semiHidden="0" w:uiPriority="63" w:unhideWhenUsed="0"/>
-    <w:lsdException w:name="Medium Shading 2 Accent 4" w:semiHidden="0" w:uiPriority="64" w:unhideWhenUsed="0"/>
-    <w:lsdException w:name="Medium List 1 Accent 4" w:semiHidden="0" w:uiPriority="65" w:unhideWhenUsed="0"/>
-    <w:lsdException w:name="Medium List 2 Accent 4" w:semiHidden="0" w:uiPriority="66" w:unhideWhenUsed="0"/>
-    <w:lsdException w:name="Medium Grid 1 Accent 4" w:semiHidden="0" w:uiPriority="67" w:unhideWhenUsed="0"/>
-    <w:lsdException w:name="Medium Grid 2 Accent 4" w:semiHidden="0" w:uiPriority="68" w:unhideWhenUsed="0"/>
-    <w:lsdException w:name="Medium Grid 3 Accent 4" w:semiHidden="0" w:uiPriority="69" w:unhideWhenUsed="0"/>
-    <w:lsdException w:name="Dark List Accent 4" w:semiHidden="0" w:uiPriority="70" w:unhideWhenUsed="0"/>
-    <w:lsdException w:name="Colorful Shading Accent 4" w:semiHidden="0" w:uiPriority="71" w:unhideWhenUsed="0"/>
-    <w:lsdException w:name="Colorful List Accent 4" w:semiHidden="0" w:uiPriority="72" w:unhideWhenUsed="0"/>
-    <w:lsdException w:name="Colorful Grid Accent 4" w:semiHidden="0" w:uiPriority="73" w:unhideWhenUsed="0"/>
-    <w:lsdException w:name="Light Shading Accent 5" w:semiHidden="0" w:uiPriority="60" w:unhideWhenUsed="0"/>
-    <w:lsdException w:name="Light List Accent 5" w:semiHidden="0" w:uiPriority="61" w:unhideWhenUsed="0"/>
-    <w:lsdException w:name="Light Grid Accent 5" w:semiHidden="0" w:uiPriority="62" w:unhideWhenUsed="0"/>
-    <w:lsdException w:name="Medium Shading 1 Accent 5" w:semiHidden="0" w:uiPriority="63" w:unhideWhenUsed="0"/>
-    <w:lsdException w:name="Medium Shading 2 Accent 5" w:semiHidden="0" w:uiPriority="64" w:unhideWhenUsed="0"/>
-    <w:lsdException w:name="Medium List 1 Accent 5" w:semiHidden="0" w:uiPriority="65" w:unhideWhenUsed="0"/>
-    <w:lsdException w:name="Medium List 2 Accent 5" w:semiHidden="0" w:uiPriority="66" w:unhideWhenUsed="0"/>
-    <w:lsdException w:name="Medium Grid 1 Accent 5" w:semiHidden="0" w:uiPriority="67" w:unhideWhenUsed="0"/>
-    <w:lsdException w:name="Medium Grid 2 Accent 5" w:semiHidden="0" w:uiPriority="68" w:unhideWhenUsed="0"/>
-    <w:lsdException w:name="Medium Grid 3 Accent 5" w:semiHidden="0" w:uiPriority="69" w:unhideWhenUsed="0"/>
-    <w:lsdException w:name="Dark List Accent 5" w:semiHidden="0" w:uiPriority="70" w:unhideWhenUsed="0"/>
-    <w:lsdException w:name="Colorful Shading Accent 5" w:semiHidden="0" w:uiPriority="71" w:unhideWhenUsed="0"/>
-    <w:lsdException w:name="Colorful List Accent 5" w:semiHidden="0" w:uiPriority="72" w:unhideWhenUsed="0"/>
-    <w:lsdException w:name="Colorful Grid Accent 5" w:semiHidden="0" w:uiPriority="73" w:unhideWhenUsed="0"/>
-    <w:lsdException w:name="Light Shading Accent 6" w:semiHidden="0" w:uiPriority="60" w:unhideWhenUsed="0"/>
-    <w:lsdException w:name="Light List Accent 6" w:semiHidden="0" w:uiPriority="61" w:unhideWhenUsed="0"/>
-    <w:lsdException w:name="Light Grid Accent 6" w:semiHidden="0" w:uiPriority="62" w:unhideWhenUsed="0"/>
-    <w:lsdException w:name="Medium Shading 1 Accent 6" w:semiHidden="0" w:uiPriority="63" w:unhideWhenUsed="0"/>
-    <w:lsdException w:name="Medium Shading 2 Accent 6" w:semiHidden="0" w:uiPriority="64" w:unhideWhenUsed="0"/>
-    <w:lsdException w:name="Medium List 1 Accent 6" w:semiHidden="0" w:uiPriority="65" w:unhideWhenUsed="0"/>
-    <w:lsdException w:name="Medium List 2 Accent 6" w:semiHidden="0" w:uiPriority="66" w:unhideWhenUsed="0"/>
-    <w:lsdException w:name="Medium Grid 1 Accent 6" w:semiHidden="0" w:uiPriority="67" w:unhideWhenUsed="0"/>
-    <w:lsdException w:name="Medium Grid 2 Accent 6" w:semiHidden="0" w:uiPriority="68" w:unhideWhenUsed="0"/>
-    <w:lsdException w:name="Medium Grid 3 Accent 6" w:semiHidden="0" w:uiPriority="69" w:unhideWhenUsed="0"/>
-    <w:lsdException w:name="Dark List Accent 6" w:semiHidden="0" w:uiPriority="70" w:unhideWhenUsed="0"/>
-    <w:lsdException w:name="Colorful Shading Accent 6" w:semiHidden="0" w:uiPriority="71" w:unhideWhenUsed="0"/>
-    <w:lsdException w:name="Colorful List Accent 6" w:semiHidden="0" w:uiPriority="72" w:unhideWhenUsed="0"/>
-    <w:lsdException w:name="Colorful Grid Accent 6" w:semiHidden="0" w:uiPriority="73" w:unhideWhenUsed="0"/>
-    <w:lsdException w:name="Subtle Emphasis" w:semiHidden="0" w:uiPriority="19" w:unhideWhenUsed="0" w:qFormat="1"/>
-    <w:lsdException w:name="Intense Emphasis" w:semiHidden="0" w:uiPriority="21" w:unhideWhenUsed="0" w:qFormat="1"/>
-    <w:lsdException w:name="Subtle Reference" w:semiHidden="0" w:uiPriority="31" w:unhideWhenUsed="0" w:qFormat="1"/>
-    <w:lsdException w:name="Intense Reference" w:semiHidden="0" w:uiPriority="32" w:unhideWhenUsed="0" w:qFormat="1"/>
-    <w:lsdException w:name="Book Title" w:semiHidden="0" w:uiPriority="33" w:unhideWhenUsed="0" w:qFormat="1"/>
-    <w:lsdException w:name="Bibliography" w:uiPriority="37"/>
-    <w:lsdException w:name="TOC Heading" w:uiPriority="39" w:qFormat="1"/>
-  </w:latentStyles>
-  <w:style w:type="paragraph" w:default="1" w:styleId="Normal">
-    <w:name w:val="Normal"/>
-    <w:qFormat/>
-  </w:style>
-  <w:style w:type="paragraph" w:styleId="Heading2">
-    <w:name w:val="heading 2"/>
-    <w:basedOn w:val="Normal"/>
-    <w:next w:val="Normal"/>
-    <w:link w:val="Heading2Char"/>
-    <w:uiPriority w:val="9"/>
-    <w:semiHidden/>
-    <w:unhideWhenUsed/>
-    <w:qFormat/>
-    <w:rsid w:val="000617DD"/>
-    <w:pPr>
-      <w:keepNext/>
-      <w:keepLines/>
-      <w:spacing w:before="200" w:after="0"/>
-      <w:outlineLvl w:val="1"/>
-    </w:pPr>
-    <w:rPr>
-      <w:rFonts w:asciiTheme="majorHAnsi" w:eastAsiaTheme="majorEastAsia" w:hAnsiTheme="majorHAnsi" w:cstheme="majorBidi"/>
-      <w:b/>
-      <w:bCs/>
-      <w:color w:val="4F81BD" w:themeColor="accent1"/>
-      <w:sz w:val="26"/>
-      <w:szCs w:val="26"/>
-    </w:rPr>
-  </w:style>
-  <w:style w:type="paragraph" w:styleId="Heading3">
-    <w:name w:val="heading 3"/>
-    <w:basedOn w:val="Normal"/>
-    <w:link w:val="Heading3Char"/>
-    <w:uiPriority w:val="9"/>
-    <w:qFormat/>
-    <w:rsid w:val="00192FE4"/>
-    <w:pPr>
-      <w:spacing w:before="100" w:beforeAutospacing="1" w:after="100" w:afterAutospacing="1" w:line="240" w:lineRule="auto"/>
-      <w:outlineLvl w:val="2"/>
-    </w:pPr>
-    <w:rPr>
-      <w:rFonts w:ascii="Times New Roman" w:eastAsia="Times New Roman" w:hAnsi="Times New Roman" w:cs="Times New Roman"/>
-      <w:b/>
-      <w:bCs/>
-      <w:sz w:val="27"/>
-      <w:szCs w:val="27"/>
-    </w:rPr>
-  </w:style>
-  <w:style w:type="paragraph" w:styleId="Heading4">
-    <w:name w:val="heading 4"/>
-    <w:basedOn w:val="Normal"/>
-    <w:link w:val="Heading4Char"/>
-    <w:uiPriority w:val="9"/>
-    <w:qFormat/>
-    <w:rsid w:val="00192FE4"/>
-    <w:pPr>
-      <w:spacing w:before="100" w:beforeAutospacing="1" w:after="100" w:afterAutospacing="1" w:line="240" w:lineRule="auto"/>
-      <w:outlineLvl w:val="3"/>
-    </w:pPr>
-    <w:rPr>
-      <w:rFonts w:ascii="Times New Roman" w:eastAsia="Times New Roman" w:hAnsi="Times New Roman" w:cs="Times New Roman"/>
-      <w:b/>
-      <w:bCs/>
-      <w:sz w:val="24"/>
-      <w:szCs w:val="24"/>
-    </w:rPr>
-  </w:style>
-  <w:style w:type="character" w:default="1" w:styleId="DefaultParagraphFont">
-    <w:name w:val="Default Paragraph Font"/>
-    <w:uiPriority w:val="1"/>
-    <w:semiHidden/>
-    <w:unhideWhenUsed/>
-  </w:style>
-  <w:style w:type="table" w:default="1" w:styleId="TableNormal">
-    <w:name w:val="Normal Table"/>
-    <w:uiPriority w:val="99"/>
-    <w:semiHidden/>
-    <w:unhideWhenUsed/>
-    <w:tblPr>
-      <w:tblInd w:w="0" w:type="dxa"/>
-      <w:tblCellMar>
-        <w:top w:w="0" w:type="dxa"/>
-        <w:left w:w="108" w:type="dxa"/>
-        <w:bottom w:w="0" w:type="dxa"/>
-        <w:right w:w="108" w:type="dxa"/>
-      </w:tblCellMar>
-    </w:tblPr>
-  </w:style>
-  <w:style w:type="numbering" w:default="1" w:styleId="NoList">
-    <w:name w:val="No List"/>
-    <w:uiPriority w:val="99"/>
-    <w:semiHidden/>
-    <w:unhideWhenUsed/>
-  </w:style>
-  <w:style w:type="character" w:customStyle="1" w:styleId="Heading3Char">
-    <w:name w:val="Heading 3 Char"/>
-    <w:basedOn w:val="DefaultParagraphFont"/>
-    <w:link w:val="Heading3"/>
-    <w:uiPriority w:val="9"/>
-    <w:rsid w:val="00192FE4"/>
-    <w:rPr>
-      <w:rFonts w:ascii="Times New Roman" w:eastAsia="Times New Roman" w:hAnsi="Times New Roman" w:cs="Times New Roman"/>
-      <w:b/>
-      <w:bCs/>
-      <w:sz w:val="27"/>
-      <w:szCs w:val="27"/>
-    </w:rPr>
-  </w:style>
-  <w:style w:type="character" w:customStyle="1" w:styleId="Heading4Char">
-    <w:name w:val="Heading 4 Char"/>
-    <w:basedOn w:val="DefaultParagraphFont"/>
-    <w:link w:val="Heading4"/>
-    <w:uiPriority w:val="9"/>
-    <w:rsid w:val="00192FE4"/>
-    <w:rPr>
-      <w:rFonts w:ascii="Times New Roman" w:eastAsia="Times New Roman" w:hAnsi="Times New Roman" w:cs="Times New Roman"/>
-      <w:b/>
-      <w:bCs/>
-      <w:sz w:val="24"/>
-      <w:szCs w:val="24"/>
-    </w:rPr>
-  </w:style>
-  <w:style w:type="character" w:styleId="Strong">
-    <w:name w:val="Strong"/>
-    <w:basedOn w:val="DefaultParagraphFont"/>
-    <w:uiPriority w:val="22"/>
-    <w:qFormat/>
-    <w:rsid w:val="00192FE4"/>
-    <w:rPr>
-      <w:b/>
-      <w:bCs/>
-    </w:rPr>
-  </w:style>
-  <w:style w:type="paragraph" w:styleId="HTMLPreformatted">
-    <w:name w:val="HTML Preformatted"/>
-    <w:basedOn w:val="Normal"/>
-    <w:link w:val="HTMLPreformattedChar"/>
-    <w:uiPriority w:val="99"/>
-    <w:semiHidden/>
-    <w:unhideWhenUsed/>
-    <w:rsid w:val="00192FE4"/>
-    <w:pPr>
-      <w:tabs>
-        <w:tab w:val="left" w:pos="916"/>
-        <w:tab w:val="left" w:pos="1832"/>
-        <w:tab w:val="left" w:pos="2748"/>
-        <w:tab w:val="left" w:pos="3664"/>
-        <w:tab w:val="left" w:pos="4580"/>
-        <w:tab w:val="left" w:pos="5496"/>
-        <w:tab w:val="left" w:pos="6412"/>
-        <w:tab w:val="left" w:pos="7328"/>
-        <w:tab w:val="left" w:pos="8244"/>
-        <w:tab w:val="left" w:pos="9160"/>
-        <w:tab w:val="left" w:pos="10076"/>
-        <w:tab w:val="left" w:pos="10992"/>
-        <w:tab w:val="left" w:pos="11908"/>
-        <w:tab w:val="left" w:pos="12824"/>
-        <w:tab w:val="left" w:pos="13740"/>
-        <w:tab w:val="left" w:pos="14656"/>
-      </w:tabs>
-      <w:spacing w:after="0" w:line="240" w:lineRule="auto"/>
-    </w:pPr>
-    <w:rPr>
-      <w:rFonts w:ascii="Courier New" w:eastAsia="Times New Roman" w:hAnsi="Courier New" w:cs="Courier New"/>
-      <w:sz w:val="20"/>
-      <w:szCs w:val="20"/>
-    </w:rPr>
-  </w:style>
-  <w:style w:type="character" w:customStyle="1" w:styleId="HTMLPreformattedChar">
-    <w:name w:val="HTML Preformatted Char"/>
-    <w:basedOn w:val="DefaultParagraphFont"/>
-    <w:link w:val="HTMLPreformatted"/>
-    <w:uiPriority w:val="99"/>
-    <w:semiHidden/>
-    <w:rsid w:val="00192FE4"/>
-    <w:rPr>
-      <w:rFonts w:ascii="Courier New" w:eastAsia="Times New Roman" w:hAnsi="Courier New" w:cs="Courier New"/>
-      <w:sz w:val="20"/>
-      <w:szCs w:val="20"/>
-    </w:rPr>
-  </w:style>
-  <w:style w:type="character" w:styleId="HTMLCode">
-    <w:name w:val="HTML Code"/>
-    <w:basedOn w:val="DefaultParagraphFont"/>
-    <w:uiPriority w:val="99"/>
-    <w:semiHidden/>
-    <w:unhideWhenUsed/>
-    <w:rsid w:val="00192FE4"/>
-    <w:rPr>
-      <w:rFonts w:ascii="Courier New" w:eastAsia="Times New Roman" w:hAnsi="Courier New" w:cs="Courier New"/>
-      <w:sz w:val="20"/>
-      <w:szCs w:val="20"/>
-    </w:rPr>
-  </w:style>
-  <w:style w:type="character" w:customStyle="1" w:styleId="hljs-variable">
-    <w:name w:val="hljs-variable"/>
-    <w:basedOn w:val="DefaultParagraphFont"/>
-    <w:rsid w:val="00192FE4"/>
-  </w:style>
-  <w:style w:type="character" w:customStyle="1" w:styleId="hljs-title">
-    <w:name w:val="hljs-title"/>
-    <w:basedOn w:val="DefaultParagraphFont"/>
-    <w:rsid w:val="00192FE4"/>
-  </w:style>
-  <w:style w:type="character" w:customStyle="1" w:styleId="hljs-string">
-    <w:name w:val="hljs-string"/>
-    <w:basedOn w:val="DefaultParagraphFont"/>
-    <w:rsid w:val="00192FE4"/>
-  </w:style>
-  <w:style w:type="character" w:customStyle="1" w:styleId="hljs-keyword">
-    <w:name w:val="hljs-keyword"/>
-    <w:basedOn w:val="DefaultParagraphFont"/>
-    <w:rsid w:val="00192FE4"/>
-  </w:style>
-  <w:style w:type="character" w:customStyle="1" w:styleId="hljs-builtin">
-    <w:name w:val="hljs-built_in"/>
-    <w:basedOn w:val="DefaultParagraphFont"/>
-    <w:rsid w:val="00192FE4"/>
-  </w:style>
-  <w:style w:type="character" w:customStyle="1" w:styleId="hljs-function">
-    <w:name w:val="hljs-function"/>
-    <w:basedOn w:val="DefaultParagraphFont"/>
-    <w:rsid w:val="00192FE4"/>
-  </w:style>
-  <w:style w:type="character" w:customStyle="1" w:styleId="hljs-params">
-    <w:name w:val="hljs-params"/>
-    <w:basedOn w:val="DefaultParagraphFont"/>
-    <w:rsid w:val="00192FE4"/>
-  </w:style>
-  <w:style w:type="character" w:customStyle="1" w:styleId="hljs-number">
-    <w:name w:val="hljs-number"/>
-    <w:basedOn w:val="DefaultParagraphFont"/>
-    <w:rsid w:val="00192FE4"/>
-  </w:style>
-  <w:style w:type="character" w:customStyle="1" w:styleId="Heading2Char">
-    <w:name w:val="Heading 2 Char"/>
-    <w:basedOn w:val="DefaultParagraphFont"/>
-    <w:link w:val="Heading2"/>
-    <w:uiPriority w:val="9"/>
-    <w:semiHidden/>
-    <w:rsid w:val="000617DD"/>
-    <w:rPr>
-      <w:rFonts w:asciiTheme="majorHAnsi" w:eastAsiaTheme="majorEastAsia" w:hAnsiTheme="majorHAnsi" w:cstheme="majorBidi"/>
-      <w:b/>
-      <w:bCs/>
-      <w:color w:val="4F81BD" w:themeColor="accent1"/>
-      <w:sz w:val="26"/>
-      <w:szCs w:val="26"/>
-    </w:rPr>
-  </w:style>
-</w:styles>
-</file>
-
-<file path=word/stylesWithEffects.xml><?xml version="1.0" encoding="utf-8"?>
-<w:styles xmlns:wpc="http://schemas.microsoft.com/office/word/2010/wordprocessingCanvas" xmlns:mc="http://schemas.openxmlformats.org/markup-compatibility/2006" xmlns:o="urn:schemas-microsoft-com:office:office" xmlns:r="http://schemas.openxmlformats.org/officeDocument/2006/relationships" xmlns:m="http://schemas.openxmlformats.org/officeDocument/2006/math" xmlns:v="urn:schemas-microsoft-com:vml" xmlns:wp14="http://schemas.microsoft.com/office/word/2010/wordprocessingDrawing" xmlns:wp="http://schemas.openxmlformats.org/drawingml/2006/wordprocessingDrawing" xmlns:w10="urn:schemas-microsoft-com:office:word" xmlns:w="http://schemas.openxmlformats.org/wordprocessingml/2006/main" xmlns:w14="http://schemas.microsoft.com/office/word/2010/wordml" xmlns:wpg="http://schemas.microsoft.com/office/word/2010/wordprocessingGroup" xmlns:wpi="http://schemas.microsoft.com/office/word/2010/wordprocessingInk" xmlns:wne="http://schemas.microsoft.com/office/word/2006/wordml" xmlns:wps="http://schemas.microsoft.com/office/word/2010/wordprocessingShape" mc:Ignorable="w14 wp14">
-  <w:docDefaults>
-    <w:rPrDefault>
-      <w:rPr>
-        <w:rFonts w:asciiTheme="minorHAnsi" w:eastAsiaTheme="minorHAnsi" w:hAnsiTheme="minorHAnsi" w:cstheme="minorBidi"/>
-        <w:sz w:val="22"/>
-        <w:szCs w:val="22"/>
-        <w:lang w:val="en-US" w:eastAsia="en-US" w:bidi="ar-SA"/>
-      </w:rPr>
-    </w:rPrDefault>
-    <w:pPrDefault>
-      <w:pPr>
-        <w:spacing w:after="200" w:line="276" w:lineRule="auto"/>
-      </w:pPr>
-    </w:pPrDefault>
-  </w:docDefaults>
-  <w:latentStyles w:defLockedState="0" w:defUIPriority="99" w:defSemiHidden="1" w:defUnhideWhenUsed="1" w:defQFormat="0" w:count="267">
-    <w:lsdException w:name="Normal" w:semiHidden="0" w:uiPriority="0" w:unhideWhenUsed="0" w:qFormat="1"/>
-    <w:lsdException w:name="heading 1" w:semiHidden="0" w:uiPriority="9" w:unhideWhenUsed="0" w:qFormat="1"/>
-    <w:lsdException w:name="heading 2" w:uiPriority="9" w:qFormat="1"/>
-    <w:lsdException w:name="heading 3" w:uiPriority="9" w:qFormat="1"/>
-    <w:lsdException w:name="heading 4" w:uiPriority="9" w:qFormat="1"/>
-    <w:lsdException w:name="heading 5" w:uiPriority="9" w:qFormat="1"/>
-    <w:lsdException w:name="heading 6" w:uiPriority="9" w:qFormat="1"/>
-    <w:lsdException w:name="heading 7" w:uiPriority="9" w:qFormat="1"/>
-    <w:lsdException w:name="heading 8" w:uiPriority="9" w:qFormat="1"/>
-    <w:lsdException w:name="heading 9" w:uiPriority="9" w:qFormat="1"/>
-    <w:lsdException w:name="toc 1" w:uiPriority="39"/>
-    <w:lsdException w:name="toc 2" w:uiPriority="39"/>
-    <w:lsdException w:name="toc 3" w:uiPriority="39"/>
-    <w:lsdException w:name="toc 4" w:uiPriority="39"/>
-    <w:lsdException w:name="toc 5" w:uiPriority="39"/>
-    <w:lsdException w:name="toc 6" w:uiPriority="39"/>
-    <w:lsdException w:name="toc 7" w:uiPriority="39"/>
-    <w:lsdException w:name="toc 8" w:uiPriority="39"/>
-    <w:lsdException w:name="toc 9" w:uiPriority="39"/>
-    <w:lsdException w:name="caption" w:uiPriority="35" w:qFormat="1"/>
-    <w:lsdException w:name="Title" w:semiHidden="0" w:uiPriority="10" w:unhideWhenUsed="0" w:qFormat="1"/>
-    <w:lsdException w:name="Default Paragraph Font" w:uiPriority="1"/>
-    <w:lsdException w:name="Subtitle" w:semiHidden="0" w:uiPriority="11" w:unhideWhenUsed="0" w:qFormat="1"/>
-    <w:lsdException w:name="Strong" w:semiHidden="0" w:uiPriority="22" w:unhideWhenUsed="0" w:qFormat="1"/>
-    <w:lsdException w:name="Emphasis" w:semiHidden="0" w:uiPriority="20" w:unhideWhenUsed="0" w:qFormat="1"/>
-    <w:lsdException w:name="Table Grid" w:semiHidden="0" w:uiPriority="59" w:unhideWhenUsed="0"/>
-    <w:lsdException w:name="Placeholder Text" w:unhideWhenUsed="0"/>
-    <w:lsdException w:name="No Spacing" w:semiHidden="0" w:uiPriority="1" w:unhideWhenUsed="0" w:qFormat="1"/>
-    <w:lsdException w:name="Light Shading" w:semiHidden="0" w:uiPriority="60" w:unhideWhenUsed="0"/>
-    <w:lsdException w:name="Light List" w:semiHidden="0" w:uiPriority="61" w:unhideWhenUsed="0"/>
-    <w:lsdException w:name="Light Grid" w:semiHidden="0" w:uiPriority="62" w:unhideWhenUsed="0"/>
-    <w:lsdException w:name="Medium Shading 1" w:semiHidden="0" w:uiPriority="63" w:unhideWhenUsed="0"/>
-    <w:lsdException w:name="Medium Shading 2" w:semiHidden="0" w:uiPriority="64" w:unhideWhenUsed="0"/>
-    <w:lsdException w:name="Medium List 1" w:semiHidden="0" w:uiPriority="65" w:unhideWhenUsed="0"/>
-    <w:lsdException w:name="Medium List 2" w:semiHidden="0" w:uiPriority="66" w:unhideWhenUsed="0"/>
-    <w:lsdException w:name="Medium Grid 1" w:semiHidden="0" w:uiPriority="67" w:unhideWhenUsed="0"/>
-    <w:lsdException w:name="Medium Grid 2" w:semiHidden="0" w:uiPriority="68" w:unhideWhenUsed="0"/>
-    <w:lsdException w:name="Medium Grid 3" w:semiHidden="0" w:uiPriority="69" w:unhideWhenUsed="0"/>
-    <w:lsdException w:name="Dark List" w:semiHidden="0" w:uiPriority="70" w:unhideWhenUsed="0"/>
-    <w:lsdException w:name="Colorful Shading" w:semiHidden="0" w:uiPriority="71" w:unhideWhenUsed="0"/>
-    <w:lsdException w:name="Colorful List" w:semiHidden="0" w:uiPriority="72" w:unhideWhenUsed="0"/>
-    <w:lsdException w:name="Colorful Grid" w:semiHidden="0" w:uiPriority="73" w:unhideWhenUsed="0"/>
-    <w:lsdException w:name="Light Shading Accent 1" w:semiHidden="0" w:uiPriority="60" w:unhideWhenUsed="0"/>
-    <w:lsdException w:name="Light List Accent 1" w:semiHidden="0" w:uiPriority="61" w:unhideWhenUsed="0"/>
-    <w:lsdException w:name="Light Grid Accent 1" w:semiHidden="0" w:uiPriority="62" w:unhideWhenUsed="0"/>
-    <w:lsdException w:name="Medium Shading 1 Accent 1" w:semiHidden="0" w:uiPriority="63" w:unhideWhenUsed="0"/>
-    <w:lsdException w:name="Medium Shading 2 Accent 1" w:semiHidden="0" w:uiPriority="64" w:unhideWhenUsed="0"/>
-    <w:lsdException w:name="Medium List 1 Accent 1" w:semiHidden="0" w:uiPriority="65" w:unhideWhenUsed="0"/>
-    <w:lsdException w:name="Revision" w:unhideWhenUsed="0"/>
-    <w:lsdException w:name="List Paragraph" w:semiHidden="0" w:uiPriority="34" w:unhideWhenUsed="0" w:qFormat="1"/>
-    <w:lsdException w:name="Quote" w:semiHidden="0" w:uiPriority="29" w:unhideWhenUsed="0" w:qFormat="1"/>
-    <w:lsdException w:name="Intense Quote" w:semiHidden="0" w:uiPriority="30" w:unhideWhenUsed="0" w:qFormat="1"/>
-    <w:lsdException w:name="Medium List 2 Accent 1" w:semiHidden="0" w:uiPriority="66" w:unhideWhenUsed="0"/>
-    <w:lsdException w:name="Medium Grid 1 Accent 1" w:semiHidden="0" w:uiPriority="67" w:unhideWhenUsed="0"/>
-    <w:lsdException w:name="Medium Grid 2 Accent 1" w:semiHidden="0" w:uiPriority="68" w:unhideWhenUsed="0"/>
-    <w:lsdException w:name="Medium Grid 3 Accent 1" w:semiHidden="0" w:uiPriority="69" w:unhideWhenUsed="0"/>
-    <w:lsdException w:name="Dark List Accent 1" w:semiHidden="0" w:uiPriority="70" w:unhideWhenUsed="0"/>
-    <w:lsdException w:name="Colorful Shading Accent 1" w:semiHidden="0" w:uiPriority="71" w:unhideWhenUsed="0"/>
-    <w:lsdException w:name="Colorful List Accent 1" w:semiHidden="0" w:uiPriority="72" w:unhideWhenUsed="0"/>
-    <w:lsdException w:name="Colorful Grid Accent 1" w:semiHidden="0" w:uiPriority="73" w:unhideWhenUsed="0"/>
-    <w:lsdException w:name="Light Shading Accent 2" w:semiHidden="0" w:uiPriority="60" w:unhideWhenUsed="0"/>
-    <w:lsdException w:name="Light List Accent 2" w:semiHidden="0" w:uiPriority="61" w:unhideWhenUsed="0"/>
-    <w:lsdException w:name="Light Grid Accent 2" w:semiHidden="0" w:uiPriority="62" w:unhideWhenUsed="0"/>
-    <w:lsdException w:name="Medium Shading 1 Accent 2" w:semiHidden="0" w:uiPriority="63" w:unhideWhenUsed="0"/>
-    <w:lsdException w:name="Medium Shading 2 Accent 2" w:semiHidden="0" w:uiPriority="64" w:unhideWhenUsed="0"/>
-    <w:lsdException w:name="Medium List 1 Accent 2" w:semiHidden="0" w:uiPriority="65" w:unhideWhenUsed="0"/>
-    <w:lsdException w:name="Medium List 2 Accent 2" w:semiHidden="0" w:uiPriority="66" w:unhideWhenUsed="0"/>
-    <w:lsdException w:name="Medium Grid 1 Accent 2" w:semiHidden="0" w:uiPriority="67" w:unhideWhenUsed="0"/>
-    <w:lsdException w:name="Medium Grid 2 Accent 2" w:semiHidden="0" w:uiPriority="68" w:unhideWhenUsed="0"/>
-    <w:lsdException w:name="Medium Grid 3 Accent 2" w:semiHidden="0" w:uiPriority="69" w:unhideWhenUsed="0"/>
-    <w:lsdException w:name="Dark List Accent 2" w:semiHidden="0" w:uiPriority="70" w:unhideWhenUsed="0"/>
-    <w:lsdException w:name="Colorful Shading Accent 2" w:semiHidden="0" w:uiPriority="71" w:unhideWhenUsed="0"/>
-    <w:lsdException w:name="Colorful List Accent 2" w:semiHidden="0" w:uiPriority="72" w:unhideWhenUsed="0"/>
-    <w:lsdException w:name="Colorful Grid Accent 2" w:semiHidden="0" w:uiPriority="73" w:unhideWhenUsed="0"/>
-    <w:lsdException w:name="Light Shading Accent 3" w:semiHidden="0" w:uiPriority="60" w:unhideWhenUsed="0"/>
-    <w:lsdException w:name="Light List Accent 3" w:semiHidden="0" w:uiPriority="61" w:unhideWhenUsed="0"/>
-    <w:lsdException w:name="Light Grid Accent 3" w:semiHidden="0" w:uiPriority="62" w:unhideWhenUsed="0"/>
-    <w:lsdException w:name="Medium Shading 1 Accent 3" w:semiHidden="0" w:uiPriority="63" w:unhideWhenUsed="0"/>
-    <w:lsdException w:name="Medium Shading 2 Accent 3" w:semiHidden="0" w:uiPriority="64" w:unhideWhenUsed="0"/>
-    <w:lsdException w:name="Medium List 1 Accent 3" w:semiHidden="0" w:uiPriority="65" w:unhideWhenUsed="0"/>
-    <w:lsdException w:name="Medium List 2 Accent 3" w:semiHidden="0" w:uiPriority="66" w:unhideWhenUsed="0"/>
-    <w:lsdException w:name="Medium Grid 1 Accent 3" w:semiHidden="0" w:uiPriority="67" w:unhideWhenUsed="0"/>
-    <w:lsdException w:name="Medium Grid 2 Accent 3" w:semiHidden="0" w:uiPriority="68" w:unhideWhenUsed="0"/>
-    <w:lsdException w:name="Medium Grid 3 Accent 3" w:semiHidden="0" w:uiPriority="69" w:unhideWhenUsed="0"/>
-    <w:lsdException w:name="Dark List Accent 3" w:semiHidden="0" w:uiPriority="70" w:unhideWhenUsed="0"/>
-    <w:lsdException w:name="Colorful Shading Accent 3" w:semiHidden="0" w:uiPriority="71" w:unhideWhenUsed="0"/>
-    <w:lsdException w:name="Colorful List Accent 3" w:semiHidden="0" w:uiPriority="72" w:unhideWhenUsed="0"/>
-    <w:lsdException w:name="Colorful Grid Accent 3" w:semiHidden="0" w:uiPriority="73" w:unhideWhenUsed="0"/>
-    <w:lsdException w:name="Light Shading Accent 4" w:semiHidden="0" w:uiPriority="60" w:unhideWhenUsed="0"/>
-    <w:lsdException w:name="Light List Accent 4" w:semiHidden="0" w:uiPriority="61" w:unhideWhenUsed="0"/>
-    <w:lsdException w:name="Light Grid Accent 4" w:semiHidden="0" w:uiPriority="62" w:unhideWhenUsed="0"/>
-    <w:lsdException w:name="Medium Shading 1 Accent 4" w:semiHidden="0" w:uiPriority="63" w:unhideWhenUsed="0"/>
-    <w:lsdException w:name="Medium Shading 2 Accent 4" w:semiHidden="0" w:uiPriority="64" w:unhideWhenUsed="0"/>
-    <w:lsdException w:name="Medium List 1 Accent 4" w:semiHidden="0" w:uiPriority="65" w:unhideWhenUsed="0"/>
-    <w:lsdException w:name="Medium List 2 Accent 4" w:semiHidden="0" w:uiPriority="66" w:unhideWhenUsed="0"/>
-    <w:lsdException w:name="Medium Grid 1 Accent 4" w:semiHidden="0" w:uiPriority="67" w:unhideWhenUsed="0"/>
-    <w:lsdException w:name="Medium Grid 2 Accent 4" w:semiHidden="0" w:uiPriority="68" w:unhideWhenUsed="0"/>
-    <w:lsdException w:name="Medium Grid 3 Accent 4" w:semiHidden="0" w:uiPriority="69" w:unhideWhenUsed="0"/>
-    <w:lsdException w:name="Dark List Accent 4" w:semiHidden="0" w:uiPriority="70" w:unhideWhenUsed="0"/>
-    <w:lsdException w:name="Colorful Shading Accent 4" w:semiHidden="0" w:uiPriority="71" w:unhideWhenUsed="0"/>
-    <w:lsdException w:name="Colorful List Accent 4" w:semiHidden="0" w:uiPriority="72" w:unhideWhenUsed="0"/>
-    <w:lsdException w:name="Colorful Grid Accent 4" w:semiHidden="0" w:uiPriority="73" w:unhideWhenUsed="0"/>
-    <w:lsdException w:name="Light Shading Accent 5" w:semiHidden="0" w:uiPriority="60" w:unhideWhenUsed="0"/>
-    <w:lsdException w:name="Light List Accent 5" w:semiHidden="0" w:uiPriority="61" w:unhideWhenUsed="0"/>
-    <w:lsdException w:name="Light Grid Accent 5" w:semiHidden="0" w:uiPriority="62" w:unhideWhenUsed="0"/>
-    <w:lsdException w:name="Medium Shading 1 Accent 5" w:semiHidden="0" w:uiPriority="63" w:unhideWhenUsed="0"/>
-    <w:lsdException w:name="Medium Shading 2 Accent 5" w:semiHidden="0" w:uiPriority="64" w:unhideWhenUsed="0"/>
-    <w:lsdException w:name="Medium List 1 Accent 5" w:semiHidden="0" w:uiPriority="65" w:unhideWhenUsed="0"/>
-    <w:lsdException w:name="Medium List 2 Accent 5" w:semiHidden="0" w:uiPriority="66" w:unhideWhenUsed="0"/>
-    <w:lsdException w:name="Medium Grid 1 Accent 5" w:semiHidden="0" w:uiPriority="67" w:unhideWhenUsed="0"/>
-    <w:lsdException w:name="Medium Grid 2 Accent 5" w:semiHidden="0" w:uiPriority="68" w:unhideWhenUsed="0"/>
-    <w:lsdException w:name="Medium Grid 3 Accent 5" w:semiHidden="0" w:uiPriority="69" w:unhideWhenUsed="0"/>
-    <w:lsdException w:name="Dark List Accent 5" w:semiHidden="0" w:uiPriority="70" w:unhideWhenUsed="0"/>
-    <w:lsdException w:name="Colorful Shading Accent 5" w:semiHidden="0" w:uiPriority="71" w:unhideWhenUsed="0"/>
-    <w:lsdException w:name="Colorful List Accent 5" w:semiHidden="0" w:uiPriority="72" w:unhideWhenUsed="0"/>
-    <w:lsdException w:name="Colorful Grid Accent 5" w:semiHidden="0" w:uiPriority="73" w:unhideWhenUsed="0"/>
-    <w:lsdException w:name="Light Shading Accent 6" w:semiHidden="0" w:uiPriority="60" w:unhideWhenUsed="0"/>
-    <w:lsdException w:name="Light List Accent 6" w:semiHidden="0" w:uiPriority="61" w:unhideWhenUsed="0"/>
-    <w:lsdException w:name="Light Grid Accent 6" w:semiHidden="0" w:uiPriority="62" w:unhideWhenUsed="0"/>
-    <w:lsdException w:name="Medium Shading 1 Accent 6" w:semiHidden="0" w:uiPriority="63" w:unhideWhenUsed="0"/>
-    <w:lsdException w:name="Medium Shading 2 Accent 6" w:semiHidden="0" w:uiPriority="64" w:unhideWhenUsed="0"/>
-    <w:lsdException w:name="Medium List 1 Accent 6" w:semiHidden="0" w:uiPriority="65" w:unhideWhenUsed="0"/>
-    <w:lsdException w:name="Medium List 2 Accent 6" w:semiHidden="0" w:uiPriority="66" w:unhideWhenUsed="0"/>
-    <w:lsdException w:name="Medium Grid 1 Accent 6" w:semiHidden="0" w:uiPriority="67" w:unhideWhenUsed="0"/>
-    <w:lsdException w:name="Medium Grid 2 Accent 6" w:semiHidden="0" w:uiPriority="68" w:unhideWhenUsed="0"/>
-    <w:lsdException w:name="Medium Grid 3 Accent 6" w:semiHidden="0" w:uiPriority="69" w:unhideWhenUsed="0"/>
-    <w:lsdException w:name="Dark List Accent 6" w:semiHidden="0" w:uiPriority="70" w:unhideWhenUsed="0"/>
-    <w:lsdException w:name="Colorful Shading Accent 6" w:semiHidden="0" w:uiPriority="71" w:unhideWhenUsed="0"/>
-    <w:lsdException w:name="Colorful List Accent 6" w:semiHidden="0" w:uiPriority="72" w:unhideWhenUsed="0"/>
-    <w:lsdException w:name="Colorful Grid Accent 6" w:semiHidden="0" w:uiPriority="73" w:unhideWhenUsed="0"/>
-    <w:lsdException w:name="Subtle Emphasis" w:semiHidden="0" w:uiPriority="19" w:unhideWhenUsed="0" w:qFormat="1"/>
-    <w:lsdException w:name="Intense Emphasis" w:semiHidden="0" w:uiPriority="21" w:unhideWhenUsed="0" w:qFormat="1"/>
-    <w:lsdException w:name="Subtle Reference" w:semiHidden="0" w:uiPriority="31" w:unhideWhenUsed="0" w:qFormat="1"/>
-    <w:lsdException w:name="Intense Reference" w:semiHidden="0" w:uiPriority="32" w:unhideWhenUsed="0" w:qFormat="1"/>
-    <w:lsdException w:name="Book Title" w:semiHidden="0" w:uiPriority="33" w:unhideWhenUsed="0" w:qFormat="1"/>
-    <w:lsdException w:name="Bibliography" w:uiPriority="37"/>
-    <w:lsdException w:name="TOC Heading" w:uiPriority="39" w:qFormat="1"/>
+  <w:latentStyles w:defLockedState="0" w:defUIPriority="99" w:defSemiHidden="0" w:defUnhideWhenUsed="0" w:defQFormat="0" w:count="376">
+    <w:lsdException w:name="Normal" w:uiPriority="0" w:qFormat="1"/>
+    <w:lsdException w:name="heading 1" w:uiPriority="9" w:qFormat="1"/>
+    <w:lsdException w:name="heading 2" w:semiHidden="1" w:uiPriority="9" w:unhideWhenUsed="1" w:qFormat="1"/>
+    <w:lsdException w:name="heading 3" w:semiHidden="1" w:uiPriority="9" w:unhideWhenUsed="1" w:qFormat="1"/>
+    <w:lsdException w:name="heading 4" w:semiHidden="1" w:uiPriority="9" w:unhideWhenUsed="1" w:qFormat="1"/>
+    <w:lsdException w:name="heading 5" w:semiHidden="1" w:uiPriority="9" w:unhideWhenUsed="1" w:qFormat="1"/>
+    <w:lsdException w:name="heading 6" w:semiHidden="1" w:uiPriority="9" w:unhideWhenUsed="1" w:qFormat="1"/>
+    <w:lsdException w:name="heading 7" w:semiHidden="1" w:uiPriority="9" w:unhideWhenUsed="1" w:qFormat="1"/>
+    <w:lsdException w:name="heading 8" w:semiHidden="1" w:uiPriority="9" w:unhideWhenUsed="1" w:qFormat="1"/>
+    <w:lsdException w:name="heading 9" w:semiHidden="1" w:uiPriority="9" w:unhideWhenUsed="1" w:qFormat="1"/>
+    <w:lsdException w:name="index 1" w:semiHidden="1" w:unhideWhenUsed="1"/>
+    <w:lsdException w:name="index 2" w:semiHidden="1" w:unhideWhenUsed="1"/>
+    <w:lsdException w:name="index 3" w:semiHidden="1" w:unhideWhenUsed="1"/>
+    <w:lsdException w:name="index 4" w:semiHidden="1" w:unhideWhenUsed="1"/>
+    <w:lsdException w:name="index 5" w:semiHidden="1" w:unhideWhenUsed="1"/>
+    <w:lsdException w:name="index 6" w:semiHidden="1" w:unhideWhenUsed="1"/>
+    <w:lsdException w:name="index 7" w:semiHidden="1" w:unhideWhenUsed="1"/>
+    <w:lsdException w:name="index 8" w:semiHidden="1" w:unhideWhenUsed="1"/>
+    <w:lsdException w:name="index 9" w:semiHidden="1" w:unhideWhenUsed="1"/>
+    <w:lsdException w:name="toc 1" w:semiHidden="1" w:uiPriority="39" w:unhideWhenUsed="1"/>
+    <w:lsdException w:name="toc 2" w:semiHidden="1" w:uiPriority="39" w:unhideWhenUsed="1"/>
+    <w:lsdException w:name="toc 3" w:semiHidden="1" w:uiPriority="39" w:unhideWhenUsed="1"/>
+    <w:lsdException w:name="toc 4" w:semiHidden="1" w:uiPriority="39" w:unhideWhenUsed="1"/>
+    <w:lsdException w:name="toc 5" w:semiHidden="1" w:uiPriority="39" w:unhideWhenUsed="1"/>
+    <w:lsdException w:name="toc 6" w:semiHidden="1" w:uiPriority="39" w:unhideWhenUsed="1"/>
+    <w:lsdException w:name="toc 7" w:semiHidden="1" w:uiPriority="39" w:unhideWhenUsed="1"/>
+    <w:lsdException w:name="toc 8" w:semiHidden="1" w:uiPriority="39" w:unhideWhenUsed="1"/>
+    <w:lsdException w:name="toc 9" w:semiHidden="1" w:uiPriority="39" w:unhideWhenUsed="1"/>
+    <w:lsdException w:name="Normal Indent" w:semiHidden="1" w:unhideWhenUsed="1"/>
+    <w:lsdException w:name="footnote text" w:semiHidden="1" w:unhideWhenUsed="1"/>
+    <w:lsdException w:name="annotation text" w:semiHidden="1" w:unhideWhenUsed="1"/>
+    <w:lsdException w:name="header" w:semiHidden="1" w:unhideWhenUsed="1"/>
+    <w:lsdException w:name="footer" w:semiHidden="1" w:unhideWhenUsed="1"/>
+    <w:lsdException w:name="index heading" w:semiHidden="1" w:unhideWhenUsed="1"/>
+    <w:lsdException w:name="caption" w:semiHidden="1" w:uiPriority="35" w:unhideWhenUsed="1" w:qFormat="1"/>
+    <w:lsdException w:name="table of figures" w:semiHidden="1" w:unhideWhenUsed="1"/>
+    <w:lsdException w:name="envelope address" w:semiHidden="1" w:unhideWhenUsed="1"/>
+    <w:lsdException w:name="envelope return" w:semiHidden="1" w:unhideWhenUsed="1"/>
+    <w:lsdException w:name="footnote reference" w:semiHidden="1" w:unhideWhenUsed="1"/>
+    <w:lsdException w:name="annotation reference" w:semiHidden="1" w:unhideWhenUsed="1"/>
+    <w:lsdException w:name="line number" w:semiHidden="1" w:unhideWhenUsed="1"/>
+    <w:lsdException w:name="page number" w:semiHidden="1" w:unhideWhenUsed="1"/>
+    <w:lsdException w:name="endnote reference" w:semiHidden="1" w:unhideWhenUsed="1"/>
+    <w:lsdException w:name="endnote text" w:semiHidden="1" w:unhideWhenUsed="1"/>
+    <w:lsdException w:name="table of authorities" w:semiHidden="1" w:unhideWhenUsed="1"/>
+    <w:lsdException w:name="macro" w:semiHidden="1" w:unhideWhenUsed="1"/>
+    <w:lsdException w:name="toa heading" w:semiHidden="1" w:unhideWhenUsed="1"/>
+    <w:lsdException w:name="List" w:semiHidden="1" w:unhideWhenUsed="1"/>
+    <w:lsdException w:name="List Bullet" w:semiHidden="1" w:unhideWhenUsed="1"/>
+    <w:lsdException w:name="List Number" w:semiHidden="1" w:unhideWhenUsed="1"/>
+    <w:lsdException w:name="List 2" w:semiHidden="1" w:unhideWhenUsed="1"/>
+    <w:lsdException w:name="List 3" w:semiHidden="1" w:unhideWhenUsed="1"/>
+    <w:lsdException w:name="List 4" w:semiHidden="1" w:unhideWhenUsed="1"/>
+    <w:lsdException w:name="List 5" w:semiHidden="1" w:unhideWhenUsed="1"/>
+    <w:lsdException w:name="List Bullet 2" w:semiHidden="1" w:unhideWhenUsed="1"/>
+    <w:lsdException w:name="List Bullet 3" w:semiHidden="1" w:unhideWhenUsed="1"/>
+    <w:lsdException w:name="List Bullet 4" w:semiHidden="1" w:unhideWhenUsed="1"/>
+    <w:lsdException w:name="List Bullet 5" w:semiHidden="1" w:unhideWhenUsed="1"/>
+    <w:lsdException w:name="List Number 2" w:semiHidden="1" w:unhideWhenUsed="1"/>
+    <w:lsdException w:name="List Number 3" w:semiHidden="1" w:unhideWhenUsed="1"/>
+    <w:lsdException w:name="List Number 4" w:semiHidden="1" w:unhideWhenUsed="1"/>
+    <w:lsdException w:name="List Number 5" w:semiHidden="1" w:unhideWhenUsed="1"/>
+    <w:lsdException w:name="Title" w:uiPriority="10" w:qFormat="1"/>
+    <w:lsdException w:name="Closing" w:semiHidden="1" w:unhideWhenUsed="1"/>
+    <w:lsdException w:name="Signature" w:semiHidden="1" w:unhideWhenUsed="1"/>
+    <w:lsdException w:name="Default Paragraph Font" w:semiHidden="1" w:uiPriority="1" w:unhideWhenUsed="1"/>
+    <w:lsdException w:name="Body Text" w:semiHidden="1" w:unhideWhenUsed="1"/>
+    <w:lsdException w:name="Body Text Indent" w:semiHidden="1" w:unhideWhenUsed="1"/>
+    <w:lsdException w:name="List Continue" w:semiHidden="1" w:unhideWhenUsed="1"/>
+    <w:lsdException w:name="List Continue 2" w:semiHidden="1" w:unhideWhenUsed="1"/>
+    <w:lsdException w:name="List Continue 3" w:semiHidden="1" w:unhideWhenUsed="1"/>
+    <w:lsdException w:name="List Continue 4" w:semiHidden="1" w:unhideWhenUsed="1"/>
+    <w:lsdException w:name="List Continue 5" w:semiHidden="1" w:unhideWhenUsed="1"/>
+    <w:lsdException w:name="Message Header" w:semiHidden="1" w:unhideWhenUsed="1"/>
+    <w:lsdException w:name="Subtitle" w:uiPriority="11" w:qFormat="1"/>
+    <w:lsdException w:name="Salutation" w:semiHidden="1" w:unhideWhenUsed="1"/>
+    <w:lsdException w:name="Date" w:semiHidden="1" w:unhideWhenUsed="1"/>
+    <w:lsdException w:name="Body Text First Indent" w:semiHidden="1" w:unhideWhenUsed="1"/>
+    <w:lsdException w:name="Body Text First Indent 2" w:semiHidden="1" w:unhideWhenUsed="1"/>
+    <w:lsdException w:name="Note Heading" w:semiHidden="1" w:unhideWhenUsed="1"/>
+    <w:lsdException w:name="Body Text 2" w:semiHidden="1" w:unhideWhenUsed="1"/>
+    <w:lsdException w:name="Body Text 3" w:semiHidden="1" w:unhideWhenUsed="1"/>
+    <w:lsdException w:name="Body Text Indent 2" w:semiHidden="1" w:unhideWhenUsed="1"/>
+    <w:lsdException w:name="Body Text Indent 3" w:semiHidden="1" w:unhideWhenUsed="1"/>
+    <w:lsdException w:name="Block Text" w:semiHidden="1" w:unhideWhenUsed="1"/>
+    <w:lsdException w:name="Hyperlink" w:semiHidden="1" w:unhideWhenUsed="1"/>
+    <w:lsdException w:name="FollowedHyperlink" w:semiHidden="1" w:unhideWhenUsed="1"/>
+    <w:lsdException w:name="Strong" w:uiPriority="22" w:qFormat="1"/>
+    <w:lsdException w:name="Emphasis" w:uiPriority="20" w:qFormat="1"/>
+    <w:lsdException w:name="Document Map" w:semiHidden="1" w:unhideWhenUsed="1"/>
+    <w:lsdException w:name="Plain Text" w:semiHidden="1" w:unhideWhenUsed="1"/>
+    <w:lsdException w:name="E-mail Signature" w:semiHidden="1" w:unhideWhenUsed="1"/>
+    <w:lsdException w:name="HTML Top of Form" w:semiHidden="1" w:unhideWhenUsed="1"/>
+    <w:lsdException w:name="HTML Bottom of Form" w:semiHidden="1" w:unhideWhenUsed="1"/>
+    <w:lsdException w:name="Normal (Web)" w:semiHidden="1" w:unhideWhenUsed="1"/>
+    <w:lsdException w:name="HTML Acronym" w:semiHidden="1" w:unhideWhenUsed="1"/>
+    <w:lsdException w:name="HTML Address" w:semiHidden="1" w:unhideWhenUsed="1"/>
+    <w:lsdException w:name="HTML Cite" w:semiHidden="1" w:unhideWhenUsed="1"/>
+    <w:lsdException w:name="HTML Code" w:semiHidden="1" w:unhideWhenUsed="1"/>
+    <w:lsdException w:name="HTML Definition" w:semiHidden="1" w:unhideWhenUsed="1"/>
+    <w:lsdException w:name="HTML Keyboard" w:semiHidden="1" w:unhideWhenUsed="1"/>
+    <w:lsdException w:name="HTML Preformatted" w:semiHidden="1" w:unhideWhenUsed="1"/>
+    <w:lsdException w:name="HTML Sample" w:semiHidden="1" w:unhideWhenUsed="1"/>
+    <w:lsdException w:name="HTML Typewriter" w:semiHidden="1" w:unhideWhenUsed="1"/>
+    <w:lsdException w:name="HTML Variable" w:semiHidden="1" w:unhideWhenUsed="1"/>
+    <w:lsdException w:name="Normal Table" w:semiHidden="1" w:unhideWhenUsed="1"/>
+    <w:lsdException w:name="annotation subject" w:semiHidden="1" w:unhideWhenUsed="1"/>
+    <w:lsdException w:name="No List" w:semiHidden="1" w:unhideWhenUsed="1"/>
+    <w:lsdException w:name="Outline List 1" w:semiHidden="1" w:unhideWhenUsed="1"/>
+    <w:lsdException w:name="Outline List 2" w:semiHidden="1" w:unhideWhenUsed="1"/>
+    <w:lsdException w:name="Outline List 3" w:semiHidden="1" w:unhideWhenUsed="1"/>
+    <w:lsdException w:name="Table Simple 1" w:semiHidden="1" w:unhideWhenUsed="1"/>
+    <w:lsdException w:name="Table Simple 2" w:semiHidden="1" w:unhideWhenUsed="1"/>
+    <w:lsdException w:name="Table Simple 3" w:semiHidden="1" w:unhideWhenUsed="1"/>
+    <w:lsdException w:name="Table Classic 1" w:semiHidden="1" w:unhideWhenUsed="1"/>
+    <w:lsdException w:name="Table Classic 2" w:semiHidden="1" w:unhideWhenUsed="1"/>
+    <w:lsdException w:name="Table Classic 3" w:semiHidden="1" w:unhideWhenUsed="1"/>
+    <w:lsdException w:name="Table Classic 4" w:semiHidden="1" w:unhideWhenUsed="1"/>
+    <w:lsdException w:name="Table Colorful 1" w:semiHidden="1" w:unhideWhenUsed="1"/>
+    <w:lsdException w:name="Table Colorful 2" w:semiHidden="1" w:unhideWhenUsed="1"/>
+    <w:lsdException w:name="Table Colorful 3" w:semiHidden="1" w:unhideWhenUsed="1"/>
+    <w:lsdException w:name="Table Columns 1" w:semiHidden="1" w:unhideWhenUsed="1"/>
+    <w:lsdException w:name="Table Columns 2" w:semiHidden="1" w:unhideWhenUsed="1"/>
+    <w:lsdException w:name="Table Columns 3" w:semiHidden="1" w:unhideWhenUsed="1"/>
+    <w:lsdException w:name="Table Columns 4" w:semiHidden="1" w:unhideWhenUsed="1"/>
+    <w:lsdException w:name="Table Columns 5" w:semiHidden="1" w:unhideWhenUsed="1"/>
+    <w:lsdException w:name="Table Grid 1" w:semiHidden="1" w:unhideWhenUsed="1"/>
+    <w:lsdException w:name="Table Grid 2" w:semiHidden="1" w:unhideWhenUsed="1"/>
+    <w:lsdException w:name="Table Grid 3" w:semiHidden="1" w:unhideWhenUsed="1"/>
+    <w:lsdException w:name="Table Grid 4" w:semiHidden="1" w:unhideWhenUsed="1"/>
+    <w:lsdException w:name="Table Grid 5" w:semiHidden="1" w:unhideWhenUsed="1"/>
+    <w:lsdException w:name="Table Grid 6" w:semiHidden="1" w:unhideWhenUsed="1"/>
+    <w:lsdException w:name="Table Grid 7" w:semiHidden="1" w:unhideWhenUsed="1"/>
+    <w:lsdException w:name="Table Grid 8" w:semiHidden="1" w:unhideWhenUsed="1"/>
+    <w:lsdException w:name="Table List 1" w:semiHidden="1" w:unhideWhenUsed="1"/>
+    <w:lsdException w:name="Table List 2" w:semiHidden="1" w:unhideWhenUsed="1"/>
+    <w:lsdException w:name="Table List 3" w:semiHidden="1" w:unhideWhenUsed="1"/>
+    <w:lsdException w:name="Table List 4" w:semiHidden="1" w:unhideWhenUsed="1"/>
+    <w:lsdException w:name="Table List 5" w:semiHidden="1" w:unhideWhenUsed="1"/>
+    <w:lsdException w:name="Table List 6" w:semiHidden="1" w:unhideWhenUsed="1"/>
+    <w:lsdException w:name="Table List 7" w:semiHidden="1" w:unhideWhenUsed="1"/>
+    <w:lsdException w:name="Table List 8" w:semiHidden="1" w:unhideWhenUsed="1"/>
+    <w:lsdException w:name="Table 3D effects 1" w:semiHidden="1" w:unhideWhenUsed="1"/>
+    <w:lsdException w:name="Table 3D effects 2" w:semiHidden="1" w:unhideWhenUsed="1"/>
+    <w:lsdException w:name="Table 3D effects 3" w:semiHidden="1" w:unhideWhenUsed="1"/>
+    <w:lsdException w:name="Table Contemporary" w:semiHidden="1" w:unhideWhenUsed="1"/>
+    <w:lsdException w:name="Table Elegant" w:semiHidden="1" w:unhideWhenUsed="1"/>
+    <w:lsdException w:name="Table Professional" w:semiHidden="1" w:unhideWhenUsed="1"/>
+    <w:lsdException w:name="Table Subtle 1" w:semiHidden="1" w:unhideWhenUsed="1"/>
+    <w:lsdException w:name="Table Subtle 2" w:semiHidden="1" w:unhideWhenUsed="1"/>
+    <w:lsdException w:name="Table Web 1" w:semiHidden="1" w:unhideWhenUsed="1"/>
+    <w:lsdException w:name="Table Web 2" w:semiHidden="1" w:unhideWhenUsed="1"/>
+    <w:lsdException w:name="Table Web 3" w:semiHidden="1" w:unhideWhenUsed="1"/>
+    <w:lsdException w:name="Balloon Text" w:semiHidden="1" w:unhideWhenUsed="1"/>
+    <w:lsdException w:name="Table Grid" w:uiPriority="59"/>
+    <w:lsdException w:name="Table Theme" w:semiHidden="1" w:unhideWhenUsed="1"/>
+    <w:lsdException w:name="Placeholder Text" w:semiHidden="1"/>
+    <w:lsdException w:name="No Spacing" w:uiPriority="1" w:qFormat="1"/>
+    <w:lsdException w:name="Light Shading" w:uiPriority="60"/>
+    <w:lsdException w:name="Light List" w:uiPriority="61"/>
+    <w:lsdException w:name="Light Grid" w:uiPriority="62"/>
+    <w:lsdException w:name="Medium Shading 1" w:uiPriority="63"/>
+    <w:lsdException w:name="Medium Shading 2" w:uiPriority="64"/>
+    <w:lsdException w:name="Medium List 1" w:uiPriority="65"/>
+    <w:lsdException w:name="Medium List 2" w:uiPriority="66"/>
+    <w:lsdException w:name="Medium Grid 1" w:uiPriority="67"/>
+    <w:lsdException w:name="Medium Grid 2" w:uiPriority="68"/>
+    <w:lsdException w:name="Medium Grid 3" w:uiPriority="69"/>
+    <w:lsdException w:name="Dark List" w:uiPriority="70"/>
+    <w:lsdException w:name="Colorful Shading" w:uiPriority="71"/>
+    <w:lsdException w:name="Colorful List" w:uiPriority="72"/>
+    <w:lsdException w:name="Colorful Grid" w:uiPriority="73"/>
+    <w:lsdException w:name="Light Shading Accent 1" w:uiPriority="60"/>
+    <w:lsdException w:name="Light List Accent 1" w:uiPriority="61"/>
+    <w:lsdException w:name="Light Grid Accent 1" w:uiPriority="62"/>
+    <w:lsdException w:name="Medium Shading 1 Accent 1" w:uiPriority="63"/>
+    <w:lsdException w:name="Medium Shading 2 Accent 1" w:uiPriority="64"/>
+    <w:lsdException w:name="Medium List 1 Accent 1" w:uiPriority="65"/>
+    <w:lsdException w:name="Revision" w:semiHidden="1"/>
+    <w:lsdException w:name="List Paragraph" w:uiPriority="34" w:qFormat="1"/>
+    <w:lsdException w:name="Quote" w:uiPriority="29" w:qFormat="1"/>
+    <w:lsdException w:name="Intense Quote" w:uiPriority="30" w:qFormat="1"/>
+    <w:lsdException w:name="Medium List 2 Accent 1" w:uiPriority="66"/>
+    <w:lsdException w:name="Medium Grid 1 Accent 1" w:uiPriority="67"/>
+    <w:lsdException w:name="Medium Grid 2 Accent 1" w:uiPriority="68"/>
+    <w:lsdException w:name="Medium Grid 3 Accent 1" w:uiPriority="69"/>
+    <w:lsdException w:name="Dark List Accent 1" w:uiPriority="70"/>
+    <w:lsdException w:name="Colorful Shading Accent 1" w:uiPriority="71"/>
+    <w:lsdException w:name="Colorful List Accent 1" w:uiPriority="72"/>
+    <w:lsdException w:name="Colorful Grid Accent 1" w:uiPriority="73"/>
+    <w:lsdException w:name="Light Shading Accent 2" w:uiPriority="60"/>
+    <w:lsdException w:name="Light List Accent 2" w:uiPriority="61"/>
+    <w:lsdException w:name="Light Grid Accent 2" w:uiPriority="62"/>
+    <w:lsdException w:name="Medium Shading 1 Accent 2" w:uiPriority="63"/>
+    <w:lsdException w:name="Medium Shading 2 Accent 2" w:uiPriority="64"/>
+    <w:lsdException w:name="Medium List 1 Accent 2" w:uiPriority="65"/>
+    <w:lsdException w:name="Medium List 2 Accent 2" w:uiPriority="66"/>
+    <w:lsdException w:name="Medium Grid 1 Accent 2" w:uiPriority="67"/>
+    <w:lsdException w:name="Medium Grid 2 Accent 2" w:uiPriority="68"/>
+    <w:lsdException w:name="Medium Grid 3 Accent 2" w:uiPriority="69"/>
+    <w:lsdException w:name="Dark List Accent 2" w:uiPriority="70"/>
+    <w:lsdException w:name="Colorful Shading Accent 2" w:uiPriority="71"/>
+    <w:lsdException w:name="Colorful List Accent 2" w:uiPriority="72"/>
+    <w:lsdException w:name="Colorful Grid Accent 2" w:uiPriority="73"/>
+    <w:lsdException w:name="Light Shading Accent 3" w:uiPriority="60"/>
+    <w:lsdException w:name="Light List Accent 3" w:uiPriority="61"/>
+    <w:lsdException w:name="Light Grid Accent 3" w:uiPriority="62"/>
+    <w:lsdException w:name="Medium Shading 1 Accent 3" w:uiPriority="63"/>
+    <w:lsdException w:name="Medium Shading 2 Accent 3" w:uiPriority="64"/>
+    <w:lsdException w:name="Medium List 1 Accent 3" w:uiPriority="65"/>
+    <w:lsdException w:name="Medium List 2 Accent 3" w:uiPriority="66"/>
+    <w:lsdException w:name="Medium Grid 1 Accent 3" w:uiPriority="67"/>
+    <w:lsdException w:name="Medium Grid 2 Accent 3" w:uiPriority="68"/>
+    <w:lsdException w:name="Medium Grid 3 Accent 3" w:uiPriority="69"/>
+    <w:lsdException w:name="Dark List Accent 3" w:uiPriority="70"/>
+    <w:lsdException w:name="Colorful Shading Accent 3" w:uiPriority="71"/>
+    <w:lsdException w:name="Colorful List Accent 3" w:uiPriority="72"/>
+    <w:lsdException w:name="Colorful Grid Accent 3" w:uiPriority="73"/>
+    <w:lsdException w:name="Light Shading Accent 4" w:uiPriority="60"/>
+    <w:lsdException w:name="Light List Accent 4" w:uiPriority="61"/>
+    <w:lsdException w:name="Light Grid Accent 4" w:uiPriority="62"/>
+    <w:lsdException w:name="Medium Shading 1 Accent 4" w:uiPriority="63"/>
+    <w:lsdException w:name="Medium Shading 2 Accent 4" w:uiPriority="64"/>
+    <w:lsdException w:name="Medium List 1 Accent 4" w:uiPriority="65"/>
+    <w:lsdException w:name="Medium List 2 Accent 4" w:uiPriority="66"/>
+    <w:lsdException w:name="Medium Grid 1 Accent 4" w:uiPriority="67"/>
+    <w:lsdException w:name="Medium Grid 2 Accent 4" w:uiPriority="68"/>
+    <w:lsdException w:name="Medium Grid 3 Accent 4" w:uiPriority="69"/>
+    <w:lsdException w:name="Dark List Accent 4" w:uiPriority="70"/>
+    <w:lsdException w:name="Colorful Shading Accent 4" w:uiPriority="71"/>
+    <w:lsdException w:name="Colorful List Accent 4" w:uiPriority="72"/>
+    <w:lsdException w:name="Colorful Grid Accent 4" w:uiPriority="73"/>
+    <w:lsdException w:name="Light Shading Accent 5" w:uiPriority="60"/>
+    <w:lsdException w:name="Light List Accent 5" w:uiPriority="61"/>
+    <w:lsdException w:name="Light Grid Accent 5" w:uiPriority="62"/>
+    <w:lsdException w:name="Medium Shading 1 Accent 5" w:uiPriority="63"/>
+    <w:lsdException w:name="Medium Shading 2 Accent 5" w:uiPriority="64"/>
+    <w:lsdException w:name="Medium List 1 Accent 5" w:uiPriority="65"/>
+    <w:lsdException w:name="Medium List 2 Accent 5" w:uiPriority="66"/>
+    <w:lsdException w:name="Medium Grid 1 Accent 5" w:uiPriority="67"/>
+    <w:lsdException w:name="Medium Grid 2 Accent 5" w:uiPriority="68"/>
+    <w:lsdException w:name="Medium Grid 3 Accent 5" w:uiPriority="69"/>
+    <w:lsdException w:name="Dark List Accent 5" w:uiPriority="70"/>
+    <w:lsdException w:name="Colorful Shading Accent 5" w:uiPriority="71"/>
+    <w:lsdException w:name="Colorful List Accent 5" w:uiPriority="72"/>
+    <w:lsdException w:name="Colorful Grid Accent 5" w:uiPriority="73"/>
+    <w:lsdException w:name="Light Shading Accent 6" w:uiPriority="60"/>
+    <w:lsdException w:name="Light List Accent 6" w:uiPriority="61"/>
+    <w:lsdException w:name="Light Grid Accent 6" w:uiPriority="62"/>
+    <w:lsdException w:name="Medium Shading 1 Accent 6" w:uiPriority="63"/>
+    <w:lsdException w:name="Medium Shading 2 Accent 6" w:uiPriority="64"/>
+    <w:lsdException w:name="Medium List 1 Accent 6" w:uiPriority="65"/>
+    <w:lsdException w:name="Medium List 2 Accent 6" w:uiPriority="66"/>
+    <w:lsdException w:name="Medium Grid 1 Accent 6" w:uiPriority="67"/>
+    <w:lsdException w:name="Medium Grid 2 Accent 6" w:uiPriority="68"/>
+    <w:lsdException w:name="Medium Grid 3 Accent 6" w:uiPriority="69"/>
+    <w:lsdException w:name="Dark List Accent 6" w:uiPriority="70"/>
+    <w:lsdException w:name="Colorful Shading Accent 6" w:uiPriority="71"/>
+    <w:lsdException w:name="Colorful List Accent 6" w:uiPriority="72"/>
+    <w:lsdException w:name="Colorful Grid Accent 6" w:uiPriority="73"/>
+    <w:lsdException w:name="Subtle Emphasis" w:uiPriority="19" w:qFormat="1"/>
+    <w:lsdException w:name="Intense Emphasis" w:uiPriority="21" w:qFormat="1"/>
+    <w:lsdException w:name="Subtle Reference" w:uiPriority="31" w:qFormat="1"/>
+    <w:lsdException w:name="Intense Reference" w:uiPriority="32" w:qFormat="1"/>
+    <w:lsdException w:name="Book Title" w:uiPriority="33" w:qFormat="1"/>
+    <w:lsdException w:name="Bibliography" w:semiHidden="1" w:uiPriority="37" w:unhideWhenUsed="1"/>
+    <w:lsdException w:name="TOC Heading" w:semiHidden="1" w:uiPriority="39" w:unhideWhenUsed="1" w:qFormat="1"/>
+    <w:lsdException w:name="Plain Table 1" w:uiPriority="41"/>
+    <w:lsdException w:name="Plain Table 2" w:uiPriority="42"/>
+    <w:lsdException w:name="Plain Table 3" w:uiPriority="43"/>
+    <w:lsdException w:name="Plain Table 4" w:uiPriority="44"/>
+    <w:lsdException w:name="Plain Table 5" w:uiPriority="45"/>
+    <w:lsdException w:name="Grid Table Light" w:uiPriority="40"/>
+    <w:lsdException w:name="Grid Table 1 Light" w:uiPriority="46"/>
+    <w:lsdException w:name="Grid Table 2" w:uiPriority="47"/>
+    <w:lsdException w:name="Grid Table 3" w:uiPriority="48"/>
+    <w:lsdException w:name="Grid Table 4" w:uiPriority="49"/>
+    <w:lsdException w:name="Grid Table 5 Dark" w:uiPriority="50"/>
+    <w:lsdException w:name="Grid Table 6 Colorful" w:uiPriority="51"/>
+    <w:lsdException w:name="Grid Table 7 Colorful" w:uiPriority="52"/>
+    <w:lsdException w:name="Grid Table 1 Light Accent 1" w:uiPriority="46"/>
+    <w:lsdException w:name="Grid Table 2 Accent 1" w:uiPriority="47"/>
+    <w:lsdException w:name="Grid Table 3 Accent 1" w:uiPriority="48"/>
+    <w:lsdException w:name="Grid Table 4 Accent 1" w:uiPriority="49"/>
+    <w:lsdException w:name="Grid Table 5 Dark Accent 1" w:uiPriority="50"/>
+    <w:lsdException w:name="Grid Table 6 Colorful Accent 1" w:uiPriority="51"/>
+    <w:lsdException w:name="Grid Table 7 Colorful Accent 1" w:uiPriority="52"/>
+    <w:lsdException w:name="Grid Table 1 Light Accent 2" w:uiPriority="46"/>
+    <w:lsdException w:name="Grid Table 2 Accent 2" w:uiPriority="47"/>
+    <w:lsdException w:name="Grid Table 3 Accent 2" w:uiPriority="48"/>
+    <w:lsdException w:name="Grid Table 4 Accent 2" w:uiPriority="49"/>
+    <w:lsdException w:name="Grid Table 5 Dark Accent 2" w:uiPriority="50"/>
+    <w:lsdException w:name="Grid Table 6 Colorful Accent 2" w:uiPriority="51"/>
+    <w:lsdException w:name="Grid Table 7 Colorful Accent 2" w:uiPriority="52"/>
+    <w:lsdException w:name="Grid Table 1 Light Accent 3" w:uiPriority="46"/>
+    <w:lsdException w:name="Grid Table 2 Accent 3" w:uiPriority="47"/>
+    <w:lsdException w:name="Grid Table 3 Accent 3" w:uiPriority="48"/>
+    <w:lsdException w:name="Grid Table 4 Accent 3" w:uiPriority="49"/>
+    <w:lsdException w:name="Grid Table 5 Dark Accent 3" w:uiPriority="50"/>
+    <w:lsdException w:name="Grid Table 6 Colorful Accent 3" w:uiPriority="51"/>
+    <w:lsdException w:name="Grid Table 7 Colorful Accent 3" w:uiPriority="52"/>
+    <w:lsdException w:name="Grid Table 1 Light Accent 4" w:uiPriority="46"/>
+    <w:lsdException w:name="Grid Table 2 Accent 4" w:uiPriority="47"/>
+    <w:lsdException w:name="Grid Table 3 Accent 4" w:uiPriority="48"/>
+    <w:lsdException w:name="Grid Table 4 Accent 4" w:uiPriority="49"/>
+    <w:lsdException w:name="Grid Table 5 Dark Accent 4" w:uiPriority="50"/>
+    <w:lsdException w:name="Grid Table 6 Colorful Accent 4" w:uiPriority="51"/>
+    <w:lsdException w:name="Grid Table 7 Colorful Accent 4" w:uiPriority="52"/>
+    <w:lsdException w:name="Grid Table 1 Light Accent 5" w:uiPriority="46"/>
+    <w:lsdException w:name="Grid Table 2 Accent 5" w:uiPriority="47"/>
+    <w:lsdException w:name="Grid Table 3 Accent 5" w:uiPriority="48"/>
+    <w:lsdException w:name="Grid Table 4 Accent 5" w:uiPriority="49"/>
+    <w:lsdException w:name="Grid Table 5 Dark Accent 5" w:uiPriority="50"/>
+    <w:lsdException w:name="Grid Table 6 Colorful Accent 5" w:uiPriority="51"/>
+    <w:lsdException w:name="Grid Table 7 Colorful Accent 5" w:uiPriority="52"/>
+    <w:lsdException w:name="Grid Table 1 Light Accent 6" w:uiPriority="46"/>
+    <w:lsdException w:name="Grid Table 2 Accent 6" w:uiPriority="47"/>
+    <w:lsdException w:name="Grid Table 3 Accent 6" w:uiPriority="48"/>
+    <w:lsdException w:name="Grid Table 4 Accent 6" w:uiPriority="49"/>
+    <w:lsdException w:name="Grid Table 5 Dark Accent 6" w:uiPriority="50"/>
+    <w:lsdException w:name="Grid Table 6 Colorful Accent 6" w:uiPriority="51"/>
+    <w:lsdException w:name="Grid Table 7 Colorful Accent 6" w:uiPriority="52"/>
+    <w:lsdException w:name="List Table 1 Light" w:uiPriority="46"/>
+    <w:lsdException w:name="List Table 2" w:uiPriority="47"/>
+    <w:lsdException w:name="List Table 3" w:uiPriority="48"/>
+    <w:lsdException w:name="List Table 4" w:uiPriority="49"/>
+    <w:lsdException w:name="List Table 5 Dark" w:uiPriority="50"/>
+    <w:lsdException w:name="List Table 6 Colorful" w:uiPriority="51"/>
+    <w:lsdException w:name="List Table 7 Colorful" w:uiPriority="52"/>
+    <w:lsdException w:name="List Table 1 Light Accent 1" w:uiPriority="46"/>
+    <w:lsdException w:name="List Table 2 Accent 1" w:uiPriority="47"/>
+    <w:lsdException w:name="List Table 3 Accent 1" w:uiPriority="48"/>
+    <w:lsdException w:name="List Table 4 Accent 1" w:uiPriority="49"/>
+    <w:lsdException w:name="List Table 5 Dark Accent 1" w:uiPriority="50"/>
+    <w:lsdException w:name="List Table 6 Colorful Accent 1" w:uiPriority="51"/>
+    <w:lsdException w:name="List Table 7 Colorful Accent 1" w:uiPriority="52"/>
+    <w:lsdException w:name="List Table 1 Light Accent 2" w:uiPriority="46"/>
+    <w:lsdException w:name="List Table 2 Accent 2" w:uiPriority="47"/>
+    <w:lsdException w:name="List Table 3 Accent 2" w:uiPriority="48"/>
+    <w:lsdException w:name="List Table 4 Accent 2" w:uiPriority="49"/>
+    <w:lsdException w:name="List Table 5 Dark Accent 2" w:uiPriority="50"/>
+    <w:lsdException w:name="List Table 6 Colorful Accent 2" w:uiPriority="51"/>
+    <w:lsdException w:name="List Table 7 Colorful Accent 2" w:uiPriority="52"/>
+    <w:lsdException w:name="List Table 1 Light Accent 3" w:uiPriority="46"/>
+    <w:lsdException w:name="List Table 2 Accent 3" w:uiPriority="47"/>
+    <w:lsdException w:name="List Table 3 Accent 3" w:uiPriority="48"/>
+    <w:lsdException w:name="List Table 4 Accent 3" w:uiPriority="49"/>
+    <w:lsdException w:name="List Table 5 Dark Accent 3" w:uiPriority="50"/>
+    <w:lsdException w:name="List Table 6 Colorful Accent 3" w:uiPriority="51"/>
+    <w:lsdException w:name="List Table 7 Colorful Accent 3" w:uiPriority="52"/>
+    <w:lsdException w:name="List Table 1 Light Accent 4" w:uiPriority="46"/>
+    <w:lsdException w:name="List Table 2 Accent 4" w:uiPriority="47"/>
+    <w:lsdException w:name="List Table 3 Accent 4" w:uiPriority="48"/>
+    <w:lsdException w:name="List Table 4 Accent 4" w:uiPriority="49"/>
+    <w:lsdException w:name="List Table 5 Dark Accent 4" w:uiPriority="50"/>
+    <w:lsdException w:name="List Table 6 Colorful Accent 4" w:uiPriority="51"/>
+    <w:lsdException w:name="List Table 7 Colorful Accent 4" w:uiPriority="52"/>
+    <w:lsdException w:name="List Table 1 Light Accent 5" w:uiPriority="46"/>
+    <w:lsdException w:name="List Table 2 Accent 5" w:uiPriority="47"/>
+    <w:lsdException w:name="List Table 3 Accent 5" w:uiPriority="48"/>
+    <w:lsdException w:name="List Table 4 Accent 5" w:uiPriority="49"/>
+    <w:lsdException w:name="List Table 5 Dark Accent 5" w:uiPriority="50"/>
+    <w:lsdException w:name="List Table 6 Colorful Accent 5" w:uiPriority="51"/>
+    <w:lsdException w:name="List Table 7 Colorful Accent 5" w:uiPriority="52"/>
+    <w:lsdException w:name="List Table 1 Light Accent 6" w:uiPriority="46"/>
+    <w:lsdException w:name="List Table 2 Accent 6" w:uiPriority="47"/>
+    <w:lsdException w:name="List Table 3 Accent 6" w:uiPriority="48"/>
+    <w:lsdException w:name="List Table 4 Accent 6" w:uiPriority="49"/>
+    <w:lsdException w:name="List Table 5 Dark Accent 6" w:uiPriority="50"/>
+    <w:lsdException w:name="List Table 6 Colorful Accent 6" w:uiPriority="51"/>
+    <w:lsdException w:name="List Table 7 Colorful Accent 6" w:uiPriority="52"/>
+    <w:lsdException w:name="Mention" w:semiHidden="1" w:unhideWhenUsed="1"/>
+    <w:lsdException w:name="Smart Hyperlink" w:semiHidden="1" w:unhideWhenUsed="1"/>
+    <w:lsdException w:name="Hashtag" w:semiHidden="1" w:unhideWhenUsed="1"/>
+    <w:lsdException w:name="Unresolved Mention" w:semiHidden="1" w:unhideWhenUsed="1"/>
+    <w:lsdException w:name="Smart Link" w:semiHidden="1" w:unhideWhenUsed="1"/>
   </w:latentStyles>
   <w:style w:type="paragraph" w:default="1" w:styleId="Normal">
     <w:name w:val="Normal"/>
